--- a/Prova Prática - Kit de Implantação de Sistemas(TEMPLATE).docx
+++ b/Prova Prática - Kit de Implantação de Sistemas(TEMPLATE).docx
@@ -4852,31 +4852,7 @@
                 <w:sz w:val="19"/>
                 <w:szCs w:val="19"/>
               </w:rPr>
-              <w:t xml:space="preserve"> </w:t>
-            </w:r>
-            <w:proofErr w:type="gramStart"/>
-            <w:r>
-              <w:rPr>
-                <w:rFonts w:ascii="Arial" w:eastAsia="Arial" w:hAnsi="Arial" w:cs="Arial"/>
-                <w:i/>
-                <w:iCs/>
-                <w:color w:val="A0AEC0"/>
-                <w:sz w:val="19"/>
-                <w:szCs w:val="19"/>
-              </w:rPr>
-              <w:t>Downtime</w:t>
-            </w:r>
-            <w:proofErr w:type="gramEnd"/>
-            <w:r>
-              <w:rPr>
-                <w:rFonts w:ascii="Arial" w:eastAsia="Arial" w:hAnsi="Arial" w:cs="Arial"/>
-                <w:i/>
-                <w:iCs/>
-                <w:color w:val="A0AEC0"/>
-                <w:sz w:val="19"/>
-                <w:szCs w:val="19"/>
-              </w:rPr>
-              <w:t xml:space="preserve">: </w:t>
+              <w:t xml:space="preserve"> Downtime: </w:t>
             </w:r>
             <w:proofErr w:type="spellStart"/>
             <w:r>
@@ -9214,124 +9190,89 @@
             </w:tcMar>
           </w:tcPr>
           <w:p>
-            <w:r>
-              <w:rPr>
-                <w:rFonts w:ascii="Arial" w:eastAsia="Arial" w:hAnsi="Arial" w:cs="Arial"/>
-                <w:i/>
-                <w:iCs/>
-                <w:color w:val="A0AEC0"/>
-                <w:sz w:val="19"/>
-                <w:szCs w:val="19"/>
-              </w:rPr>
-              <w:t>[</w:t>
-            </w:r>
-            <w:proofErr w:type="spellStart"/>
-            <w:r>
-              <w:rPr>
-                <w:rFonts w:ascii="Arial" w:eastAsia="Arial" w:hAnsi="Arial" w:cs="Arial"/>
-                <w:i/>
-                <w:iCs/>
-                <w:color w:val="A0AEC0"/>
-                <w:sz w:val="19"/>
-                <w:szCs w:val="19"/>
-              </w:rPr>
-              <w:t>Identifique</w:t>
-            </w:r>
-            <w:proofErr w:type="spellEnd"/>
-            <w:r>
-              <w:rPr>
-                <w:rFonts w:ascii="Arial" w:eastAsia="Arial" w:hAnsi="Arial" w:cs="Arial"/>
-                <w:i/>
-                <w:iCs/>
-                <w:color w:val="A0AEC0"/>
-                <w:sz w:val="19"/>
-                <w:szCs w:val="19"/>
-              </w:rPr>
-              <w:t xml:space="preserve"> </w:t>
-            </w:r>
-            <w:proofErr w:type="spellStart"/>
-            <w:r>
-              <w:rPr>
-                <w:rFonts w:ascii="Arial" w:eastAsia="Arial" w:hAnsi="Arial" w:cs="Arial"/>
-                <w:i/>
-                <w:iCs/>
-                <w:color w:val="A0AEC0"/>
-                <w:sz w:val="19"/>
-                <w:szCs w:val="19"/>
-              </w:rPr>
-              <w:t>quem</w:t>
-            </w:r>
-            <w:proofErr w:type="spellEnd"/>
-            <w:r>
-              <w:rPr>
-                <w:rFonts w:ascii="Arial" w:eastAsia="Arial" w:hAnsi="Arial" w:cs="Arial"/>
-                <w:i/>
-                <w:iCs/>
-                <w:color w:val="A0AEC0"/>
-                <w:sz w:val="19"/>
-                <w:szCs w:val="19"/>
-              </w:rPr>
-              <w:t xml:space="preserve"> </w:t>
-            </w:r>
-            <w:proofErr w:type="spellStart"/>
-            <w:r>
-              <w:rPr>
-                <w:rFonts w:ascii="Arial" w:eastAsia="Arial" w:hAnsi="Arial" w:cs="Arial"/>
-                <w:i/>
-                <w:iCs/>
-                <w:color w:val="A0AEC0"/>
-                <w:sz w:val="19"/>
-                <w:szCs w:val="19"/>
-              </w:rPr>
-              <w:t>usará</w:t>
-            </w:r>
-            <w:proofErr w:type="spellEnd"/>
-            <w:r>
-              <w:rPr>
-                <w:rFonts w:ascii="Arial" w:eastAsia="Arial" w:hAnsi="Arial" w:cs="Arial"/>
-                <w:i/>
-                <w:iCs/>
-                <w:color w:val="A0AEC0"/>
-                <w:sz w:val="19"/>
-                <w:szCs w:val="19"/>
-              </w:rPr>
-              <w:t xml:space="preserve"> o </w:t>
-            </w:r>
-            <w:proofErr w:type="spellStart"/>
-            <w:r>
-              <w:rPr>
-                <w:rFonts w:ascii="Arial" w:eastAsia="Arial" w:hAnsi="Arial" w:cs="Arial"/>
-                <w:i/>
-                <w:iCs/>
-                <w:color w:val="A0AEC0"/>
-                <w:sz w:val="19"/>
-                <w:szCs w:val="19"/>
-              </w:rPr>
-              <w:t>sistema</w:t>
-            </w:r>
-            <w:proofErr w:type="spellEnd"/>
-            <w:r>
-              <w:rPr>
-                <w:rFonts w:ascii="Arial" w:eastAsia="Arial" w:hAnsi="Arial" w:cs="Arial"/>
-                <w:i/>
-                <w:iCs/>
-                <w:color w:val="A0AEC0"/>
-                <w:sz w:val="19"/>
-                <w:szCs w:val="19"/>
-              </w:rPr>
-              <w:t xml:space="preserve">: </w:t>
-            </w:r>
-            <w:proofErr w:type="spellStart"/>
-            <w:r>
-              <w:rPr>
-                <w:rFonts w:ascii="Arial" w:eastAsia="Arial" w:hAnsi="Arial" w:cs="Arial"/>
-                <w:i/>
-                <w:iCs/>
-                <w:color w:val="A0AEC0"/>
-                <w:sz w:val="19"/>
-                <w:szCs w:val="19"/>
-              </w:rPr>
-              <w:t>Operadores</w:t>
+            <w:proofErr w:type="spellStart"/>
+            <w:r>
+              <w:rPr>
+                <w:rFonts w:ascii="Arial" w:eastAsia="Arial" w:hAnsi="Arial" w:cs="Arial"/>
+                <w:i/>
+                <w:iCs/>
+                <w:color w:val="A0AEC0"/>
+                <w:sz w:val="19"/>
+                <w:szCs w:val="19"/>
+              </w:rPr>
+              <w:t>Gerente</w:t>
+            </w:r>
+            <w:proofErr w:type="spellEnd"/>
+            <w:r>
+              <w:rPr>
+                <w:rFonts w:ascii="Arial" w:eastAsia="Arial" w:hAnsi="Arial" w:cs="Arial"/>
+                <w:i/>
+                <w:iCs/>
+                <w:color w:val="A0AEC0"/>
+                <w:sz w:val="19"/>
+                <w:szCs w:val="19"/>
+              </w:rPr>
+              <w:t xml:space="preserve"> e </w:t>
+            </w:r>
+            <w:proofErr w:type="spellStart"/>
+            <w:r>
+              <w:rPr>
+                <w:rFonts w:ascii="Arial" w:eastAsia="Arial" w:hAnsi="Arial" w:cs="Arial"/>
+                <w:i/>
+                <w:iCs/>
+                <w:color w:val="A0AEC0"/>
+                <w:sz w:val="19"/>
+                <w:szCs w:val="19"/>
+              </w:rPr>
+              <w:t>Assistente</w:t>
+            </w:r>
+            <w:proofErr w:type="spellEnd"/>
+            <w:r>
+              <w:rPr>
+                <w:rFonts w:ascii="Arial" w:eastAsia="Arial" w:hAnsi="Arial" w:cs="Arial"/>
+                <w:i/>
+                <w:iCs/>
+                <w:color w:val="A0AEC0"/>
+                <w:sz w:val="19"/>
+                <w:szCs w:val="19"/>
+              </w:rPr>
+              <w:t xml:space="preserve"> da </w:t>
+            </w:r>
+            <w:proofErr w:type="spellStart"/>
+            <w:r>
+              <w:rPr>
+                <w:rFonts w:ascii="Arial" w:eastAsia="Arial" w:hAnsi="Arial" w:cs="Arial"/>
+                <w:i/>
+                <w:iCs/>
+                <w:color w:val="A0AEC0"/>
+                <w:sz w:val="19"/>
+                <w:szCs w:val="19"/>
+              </w:rPr>
+              <w:t>secretaria</w:t>
+            </w:r>
+            <w:proofErr w:type="spellEnd"/>
+            <w:r>
+              <w:rPr>
+                <w:rFonts w:ascii="Arial" w:eastAsia="Arial" w:hAnsi="Arial" w:cs="Arial"/>
+                <w:i/>
+                <w:iCs/>
+                <w:color w:val="A0AEC0"/>
+                <w:sz w:val="19"/>
+                <w:szCs w:val="19"/>
+              </w:rPr>
+              <w:t xml:space="preserve"> da </w:t>
+            </w:r>
+            <w:proofErr w:type="spellStart"/>
+            <w:r>
+              <w:rPr>
+                <w:rFonts w:ascii="Arial" w:eastAsia="Arial" w:hAnsi="Arial" w:cs="Arial"/>
+                <w:i/>
+                <w:iCs/>
+                <w:color w:val="A0AEC0"/>
+                <w:sz w:val="19"/>
+                <w:szCs w:val="19"/>
+              </w:rPr>
+              <w:t>escola</w:t>
             </w:r>
             <w:proofErr w:type="spellEnd"/>
             <w:r>
@@ -9355,115 +9296,19 @@
                 <w:sz w:val="19"/>
                 <w:szCs w:val="19"/>
               </w:rPr>
-              <w:t>caixa</w:t>
-            </w:r>
-            <w:proofErr w:type="spellEnd"/>
-            <w:r>
-              <w:rPr>
-                <w:rFonts w:ascii="Arial" w:eastAsia="Arial" w:hAnsi="Arial" w:cs="Arial"/>
-                <w:i/>
-                <w:iCs/>
-                <w:color w:val="A0AEC0"/>
-                <w:sz w:val="19"/>
-                <w:szCs w:val="19"/>
-              </w:rPr>
-              <w:t xml:space="preserve">, </w:t>
-            </w:r>
-            <w:proofErr w:type="spellStart"/>
-            <w:r>
-              <w:rPr>
-                <w:rFonts w:ascii="Arial" w:eastAsia="Arial" w:hAnsi="Arial" w:cs="Arial"/>
-                <w:i/>
-                <w:iCs/>
-                <w:color w:val="A0AEC0"/>
-                <w:sz w:val="19"/>
-                <w:szCs w:val="19"/>
-              </w:rPr>
-              <w:t>administradores</w:t>
-            </w:r>
-            <w:proofErr w:type="spellEnd"/>
-            <w:r>
-              <w:rPr>
-                <w:rFonts w:ascii="Arial" w:eastAsia="Arial" w:hAnsi="Arial" w:cs="Arial"/>
-                <w:i/>
-                <w:iCs/>
-                <w:color w:val="A0AEC0"/>
-                <w:sz w:val="19"/>
-                <w:szCs w:val="19"/>
-              </w:rPr>
-              <w:t xml:space="preserve">, </w:t>
-            </w:r>
-            <w:proofErr w:type="spellStart"/>
-            <w:r>
-              <w:rPr>
-                <w:rFonts w:ascii="Arial" w:eastAsia="Arial" w:hAnsi="Arial" w:cs="Arial"/>
-                <w:i/>
-                <w:iCs/>
-                <w:color w:val="A0AEC0"/>
-                <w:sz w:val="19"/>
-                <w:szCs w:val="19"/>
-              </w:rPr>
-              <w:t>clientes</w:t>
-            </w:r>
-            <w:proofErr w:type="spellEnd"/>
-            <w:r>
-              <w:rPr>
-                <w:rFonts w:ascii="Arial" w:eastAsia="Arial" w:hAnsi="Arial" w:cs="Arial"/>
-                <w:i/>
-                <w:iCs/>
-                <w:color w:val="A0AEC0"/>
-                <w:sz w:val="19"/>
-                <w:szCs w:val="19"/>
-              </w:rPr>
-              <w:t xml:space="preserve"> </w:t>
-            </w:r>
-            <w:proofErr w:type="spellStart"/>
-            <w:r>
-              <w:rPr>
-                <w:rFonts w:ascii="Arial" w:eastAsia="Arial" w:hAnsi="Arial" w:cs="Arial"/>
-                <w:i/>
-                <w:iCs/>
-                <w:color w:val="A0AEC0"/>
-                <w:sz w:val="19"/>
-                <w:szCs w:val="19"/>
-              </w:rPr>
-              <w:t>finais</w:t>
-            </w:r>
-            <w:proofErr w:type="spellEnd"/>
-            <w:r>
-              <w:rPr>
-                <w:rFonts w:ascii="Arial" w:eastAsia="Arial" w:hAnsi="Arial" w:cs="Arial"/>
-                <w:i/>
-                <w:iCs/>
-                <w:color w:val="A0AEC0"/>
-                <w:sz w:val="19"/>
-                <w:szCs w:val="19"/>
-              </w:rPr>
-              <w:t xml:space="preserve">, </w:t>
-            </w:r>
-            <w:proofErr w:type="spellStart"/>
-            <w:r>
-              <w:rPr>
-                <w:rFonts w:ascii="Arial" w:eastAsia="Arial" w:hAnsi="Arial" w:cs="Arial"/>
-                <w:i/>
-                <w:iCs/>
-                <w:color w:val="A0AEC0"/>
-                <w:sz w:val="19"/>
-                <w:szCs w:val="19"/>
-              </w:rPr>
-              <w:t>gestores</w:t>
-            </w:r>
-            <w:proofErr w:type="spellEnd"/>
-            <w:r>
-              <w:rPr>
-                <w:rFonts w:ascii="Arial" w:eastAsia="Arial" w:hAnsi="Arial" w:cs="Arial"/>
-                <w:i/>
-                <w:iCs/>
-                <w:color w:val="A0AEC0"/>
-                <w:sz w:val="19"/>
-                <w:szCs w:val="19"/>
-              </w:rPr>
-              <w:t xml:space="preserve"> de RH, etc.]</w:t>
+              <w:t>idiomas</w:t>
+            </w:r>
+            <w:proofErr w:type="spellEnd"/>
+            <w:r>
+              <w:rPr>
+                <w:rFonts w:ascii="Arial" w:eastAsia="Arial" w:hAnsi="Arial" w:cs="Arial"/>
+                <w:i/>
+                <w:iCs/>
+                <w:color w:val="A0AEC0"/>
+                <w:sz w:val="19"/>
+                <w:szCs w:val="19"/>
+              </w:rPr>
+              <w:t xml:space="preserve"> “Speak up”.</w:t>
             </w:r>
           </w:p>
         </w:tc>
@@ -9556,7 +9401,7 @@
                 <w:sz w:val="19"/>
                 <w:szCs w:val="19"/>
               </w:rPr>
-              <w:t xml:space="preserve">[Ao final </w:t>
+              <w:t xml:space="preserve">Ao final </w:t>
             </w:r>
             <w:proofErr w:type="gramStart"/>
             <w:r>
@@ -9592,81 +9437,454 @@
                 <w:sz w:val="19"/>
                 <w:szCs w:val="19"/>
               </w:rPr>
-              <w:t>treinamento</w:t>
-            </w:r>
-            <w:proofErr w:type="spellEnd"/>
-            <w:r>
-              <w:rPr>
-                <w:rFonts w:ascii="Arial" w:eastAsia="Arial" w:hAnsi="Arial" w:cs="Arial"/>
-                <w:i/>
-                <w:iCs/>
-                <w:color w:val="A0AEC0"/>
-                <w:sz w:val="19"/>
-                <w:szCs w:val="19"/>
-              </w:rPr>
-              <w:t xml:space="preserve">, o </w:t>
-            </w:r>
-            <w:proofErr w:type="spellStart"/>
-            <w:r>
-              <w:rPr>
-                <w:rFonts w:ascii="Arial" w:eastAsia="Arial" w:hAnsi="Arial" w:cs="Arial"/>
-                <w:i/>
-                <w:iCs/>
-                <w:color w:val="A0AEC0"/>
-                <w:sz w:val="19"/>
-                <w:szCs w:val="19"/>
-              </w:rPr>
-              <w:t>usuário</w:t>
-            </w:r>
-            <w:proofErr w:type="spellEnd"/>
-            <w:r>
-              <w:rPr>
-                <w:rFonts w:ascii="Arial" w:eastAsia="Arial" w:hAnsi="Arial" w:cs="Arial"/>
-                <w:i/>
-                <w:iCs/>
-                <w:color w:val="A0AEC0"/>
-                <w:sz w:val="19"/>
-                <w:szCs w:val="19"/>
-              </w:rPr>
-              <w:t xml:space="preserve"> </w:t>
-            </w:r>
-            <w:proofErr w:type="spellStart"/>
-            <w:r>
-              <w:rPr>
-                <w:rFonts w:ascii="Arial" w:eastAsia="Arial" w:hAnsi="Arial" w:cs="Arial"/>
-                <w:i/>
-                <w:iCs/>
-                <w:color w:val="A0AEC0"/>
-                <w:sz w:val="19"/>
-                <w:szCs w:val="19"/>
-              </w:rPr>
-              <w:t>deve</w:t>
-            </w:r>
-            <w:proofErr w:type="spellEnd"/>
-            <w:r>
-              <w:rPr>
-                <w:rFonts w:ascii="Arial" w:eastAsia="Arial" w:hAnsi="Arial" w:cs="Arial"/>
-                <w:i/>
-                <w:iCs/>
-                <w:color w:val="A0AEC0"/>
-                <w:sz w:val="19"/>
-                <w:szCs w:val="19"/>
-              </w:rPr>
-              <w:t xml:space="preserve"> ser </w:t>
-            </w:r>
-            <w:proofErr w:type="spellStart"/>
-            <w:r>
-              <w:rPr>
-                <w:rFonts w:ascii="Arial" w:eastAsia="Arial" w:hAnsi="Arial" w:cs="Arial"/>
-                <w:i/>
-                <w:iCs/>
-                <w:color w:val="A0AEC0"/>
-                <w:sz w:val="19"/>
-                <w:szCs w:val="19"/>
-              </w:rPr>
-              <w:t>capaz</w:t>
-            </w:r>
-            <w:proofErr w:type="spellEnd"/>
+              <w:t>diagnostico</w:t>
+            </w:r>
+            <w:proofErr w:type="spellEnd"/>
+            <w:r>
+              <w:rPr>
+                <w:rFonts w:ascii="Arial" w:eastAsia="Arial" w:hAnsi="Arial" w:cs="Arial"/>
+                <w:i/>
+                <w:iCs/>
+                <w:color w:val="A0AEC0"/>
+                <w:sz w:val="19"/>
+                <w:szCs w:val="19"/>
+              </w:rPr>
+              <w:t xml:space="preserve"> </w:t>
+            </w:r>
+            <w:proofErr w:type="spellStart"/>
+            <w:r>
+              <w:rPr>
+                <w:rFonts w:ascii="Arial" w:eastAsia="Arial" w:hAnsi="Arial" w:cs="Arial"/>
+                <w:i/>
+                <w:iCs/>
+                <w:color w:val="A0AEC0"/>
+                <w:sz w:val="19"/>
+                <w:szCs w:val="19"/>
+              </w:rPr>
+              <w:t>eledeve</w:t>
+            </w:r>
+            <w:proofErr w:type="spellEnd"/>
+            <w:r>
+              <w:rPr>
+                <w:rFonts w:ascii="Arial" w:eastAsia="Arial" w:hAnsi="Arial" w:cs="Arial"/>
+                <w:i/>
+                <w:iCs/>
+                <w:color w:val="A0AEC0"/>
+                <w:sz w:val="19"/>
+                <w:szCs w:val="19"/>
+              </w:rPr>
+              <w:t xml:space="preserve"> </w:t>
+            </w:r>
+            <w:proofErr w:type="spellStart"/>
+            <w:r>
+              <w:rPr>
+                <w:rFonts w:ascii="Arial" w:eastAsia="Arial" w:hAnsi="Arial" w:cs="Arial"/>
+                <w:i/>
+                <w:iCs/>
+                <w:color w:val="A0AEC0"/>
+                <w:sz w:val="19"/>
+                <w:szCs w:val="19"/>
+              </w:rPr>
+              <w:t>estar</w:t>
+            </w:r>
+            <w:proofErr w:type="spellEnd"/>
+            <w:r>
+              <w:rPr>
+                <w:rFonts w:ascii="Arial" w:eastAsia="Arial" w:hAnsi="Arial" w:cs="Arial"/>
+                <w:i/>
+                <w:iCs/>
+                <w:color w:val="A0AEC0"/>
+                <w:sz w:val="19"/>
+                <w:szCs w:val="19"/>
+              </w:rPr>
+              <w:t xml:space="preserve"> </w:t>
+            </w:r>
+            <w:proofErr w:type="spellStart"/>
+            <w:r>
+              <w:rPr>
+                <w:rFonts w:ascii="Arial" w:eastAsia="Arial" w:hAnsi="Arial" w:cs="Arial"/>
+                <w:i/>
+                <w:iCs/>
+                <w:color w:val="A0AEC0"/>
+                <w:sz w:val="19"/>
+                <w:szCs w:val="19"/>
+              </w:rPr>
+              <w:t>ciente</w:t>
+            </w:r>
+            <w:proofErr w:type="spellEnd"/>
+            <w:r>
+              <w:rPr>
+                <w:rFonts w:ascii="Arial" w:eastAsia="Arial" w:hAnsi="Arial" w:cs="Arial"/>
+                <w:i/>
+                <w:iCs/>
+                <w:color w:val="A0AEC0"/>
+                <w:sz w:val="19"/>
+                <w:szCs w:val="19"/>
+              </w:rPr>
+              <w:t xml:space="preserve"> de qual </w:t>
+            </w:r>
+            <w:proofErr w:type="spellStart"/>
+            <w:r>
+              <w:rPr>
+                <w:rFonts w:ascii="Arial" w:eastAsia="Arial" w:hAnsi="Arial" w:cs="Arial"/>
+                <w:i/>
+                <w:iCs/>
+                <w:color w:val="A0AEC0"/>
+                <w:sz w:val="19"/>
+                <w:szCs w:val="19"/>
+              </w:rPr>
+              <w:t>nivel</w:t>
+            </w:r>
+            <w:proofErr w:type="spellEnd"/>
+            <w:r>
+              <w:rPr>
+                <w:rFonts w:ascii="Arial" w:eastAsia="Arial" w:hAnsi="Arial" w:cs="Arial"/>
+                <w:i/>
+                <w:iCs/>
+                <w:color w:val="A0AEC0"/>
+                <w:sz w:val="19"/>
+                <w:szCs w:val="19"/>
+              </w:rPr>
+              <w:t xml:space="preserve"> de ingles, </w:t>
+            </w:r>
+            <w:proofErr w:type="spellStart"/>
+            <w:r>
+              <w:rPr>
+                <w:rFonts w:ascii="Arial" w:eastAsia="Arial" w:hAnsi="Arial" w:cs="Arial"/>
+                <w:i/>
+                <w:iCs/>
+                <w:color w:val="A0AEC0"/>
+                <w:sz w:val="19"/>
+                <w:szCs w:val="19"/>
+              </w:rPr>
+              <w:t>espanho</w:t>
+            </w:r>
+            <w:proofErr w:type="spellEnd"/>
+            <w:r>
+              <w:rPr>
+                <w:rFonts w:ascii="Arial" w:eastAsia="Arial" w:hAnsi="Arial" w:cs="Arial"/>
+                <w:i/>
+                <w:iCs/>
+                <w:color w:val="A0AEC0"/>
+                <w:sz w:val="19"/>
+                <w:szCs w:val="19"/>
+              </w:rPr>
+              <w:t xml:space="preserve">, </w:t>
+            </w:r>
+            <w:proofErr w:type="spellStart"/>
+            <w:r>
+              <w:rPr>
+                <w:rFonts w:ascii="Arial" w:eastAsia="Arial" w:hAnsi="Arial" w:cs="Arial"/>
+                <w:i/>
+                <w:iCs/>
+                <w:color w:val="A0AEC0"/>
+                <w:sz w:val="19"/>
+                <w:szCs w:val="19"/>
+              </w:rPr>
+              <w:t>japones</w:t>
+            </w:r>
+            <w:proofErr w:type="spellEnd"/>
+            <w:r>
+              <w:rPr>
+                <w:rFonts w:ascii="Arial" w:eastAsia="Arial" w:hAnsi="Arial" w:cs="Arial"/>
+                <w:i/>
+                <w:iCs/>
+                <w:color w:val="A0AEC0"/>
+                <w:sz w:val="19"/>
+                <w:szCs w:val="19"/>
+              </w:rPr>
+              <w:t xml:space="preserve">, a lingua que </w:t>
+            </w:r>
+            <w:proofErr w:type="spellStart"/>
+            <w:r>
+              <w:rPr>
+                <w:rFonts w:ascii="Arial" w:eastAsia="Arial" w:hAnsi="Arial" w:cs="Arial"/>
+                <w:i/>
+                <w:iCs/>
+                <w:color w:val="A0AEC0"/>
+                <w:sz w:val="19"/>
+                <w:szCs w:val="19"/>
+              </w:rPr>
+              <w:t>ele</w:t>
+            </w:r>
+            <w:proofErr w:type="spellEnd"/>
+            <w:r>
+              <w:rPr>
+                <w:rFonts w:ascii="Arial" w:eastAsia="Arial" w:hAnsi="Arial" w:cs="Arial"/>
+                <w:i/>
+                <w:iCs/>
+                <w:color w:val="A0AEC0"/>
+                <w:sz w:val="19"/>
+                <w:szCs w:val="19"/>
+              </w:rPr>
+              <w:t xml:space="preserve"> </w:t>
+            </w:r>
+            <w:proofErr w:type="spellStart"/>
+            <w:r>
+              <w:rPr>
+                <w:rFonts w:ascii="Arial" w:eastAsia="Arial" w:hAnsi="Arial" w:cs="Arial"/>
+                <w:i/>
+                <w:iCs/>
+                <w:color w:val="A0AEC0"/>
+                <w:sz w:val="19"/>
+                <w:szCs w:val="19"/>
+              </w:rPr>
+              <w:t>escolher</w:t>
+            </w:r>
+            <w:proofErr w:type="spellEnd"/>
+            <w:r>
+              <w:rPr>
+                <w:rFonts w:ascii="Arial" w:eastAsia="Arial" w:hAnsi="Arial" w:cs="Arial"/>
+                <w:i/>
+                <w:iCs/>
+                <w:color w:val="A0AEC0"/>
+                <w:sz w:val="19"/>
+                <w:szCs w:val="19"/>
+              </w:rPr>
+              <w:t xml:space="preserve">, e </w:t>
+            </w:r>
+            <w:proofErr w:type="spellStart"/>
+            <w:r>
+              <w:rPr>
+                <w:rFonts w:ascii="Arial" w:eastAsia="Arial" w:hAnsi="Arial" w:cs="Arial"/>
+                <w:i/>
+                <w:iCs/>
+                <w:color w:val="A0AEC0"/>
+                <w:sz w:val="19"/>
+                <w:szCs w:val="19"/>
+              </w:rPr>
+              <w:t>esperar</w:t>
+            </w:r>
+            <w:proofErr w:type="spellEnd"/>
+            <w:r>
+              <w:rPr>
+                <w:rFonts w:ascii="Arial" w:eastAsia="Arial" w:hAnsi="Arial" w:cs="Arial"/>
+                <w:i/>
+                <w:iCs/>
+                <w:color w:val="A0AEC0"/>
+                <w:sz w:val="19"/>
+                <w:szCs w:val="19"/>
+              </w:rPr>
+              <w:t xml:space="preserve"> a </w:t>
+            </w:r>
+            <w:proofErr w:type="spellStart"/>
+            <w:r>
+              <w:rPr>
+                <w:rFonts w:ascii="Arial" w:eastAsia="Arial" w:hAnsi="Arial" w:cs="Arial"/>
+                <w:i/>
+                <w:iCs/>
+                <w:color w:val="A0AEC0"/>
+                <w:sz w:val="19"/>
+                <w:szCs w:val="19"/>
+              </w:rPr>
+              <w:t>resposta</w:t>
+            </w:r>
+            <w:proofErr w:type="spellEnd"/>
+            <w:r>
+              <w:rPr>
+                <w:rFonts w:ascii="Arial" w:eastAsia="Arial" w:hAnsi="Arial" w:cs="Arial"/>
+                <w:i/>
+                <w:iCs/>
+                <w:color w:val="A0AEC0"/>
+                <w:sz w:val="19"/>
+                <w:szCs w:val="19"/>
+              </w:rPr>
+              <w:t xml:space="preserve"> se </w:t>
+            </w:r>
+            <w:proofErr w:type="spellStart"/>
+            <w:r>
+              <w:rPr>
+                <w:rFonts w:ascii="Arial" w:eastAsia="Arial" w:hAnsi="Arial" w:cs="Arial"/>
+                <w:i/>
+                <w:iCs/>
+                <w:color w:val="A0AEC0"/>
+                <w:sz w:val="19"/>
+                <w:szCs w:val="19"/>
+              </w:rPr>
+              <w:t>foi</w:t>
+            </w:r>
+            <w:proofErr w:type="spellEnd"/>
+            <w:r>
+              <w:rPr>
+                <w:rFonts w:ascii="Arial" w:eastAsia="Arial" w:hAnsi="Arial" w:cs="Arial"/>
+                <w:i/>
+                <w:iCs/>
+                <w:color w:val="A0AEC0"/>
+                <w:sz w:val="19"/>
+                <w:szCs w:val="19"/>
+              </w:rPr>
+              <w:t xml:space="preserve"> </w:t>
+            </w:r>
+            <w:proofErr w:type="spellStart"/>
+            <w:r>
+              <w:rPr>
+                <w:rFonts w:ascii="Arial" w:eastAsia="Arial" w:hAnsi="Arial" w:cs="Arial"/>
+                <w:i/>
+                <w:iCs/>
+                <w:color w:val="A0AEC0"/>
+                <w:sz w:val="19"/>
+                <w:szCs w:val="19"/>
+              </w:rPr>
+              <w:t>aceito</w:t>
+            </w:r>
+            <w:proofErr w:type="spellEnd"/>
+            <w:r>
+              <w:rPr>
+                <w:rFonts w:ascii="Arial" w:eastAsia="Arial" w:hAnsi="Arial" w:cs="Arial"/>
+                <w:i/>
+                <w:iCs/>
+                <w:color w:val="A0AEC0"/>
+                <w:sz w:val="19"/>
+                <w:szCs w:val="19"/>
+              </w:rPr>
+              <w:t xml:space="preserve"> </w:t>
+            </w:r>
+            <w:proofErr w:type="spellStart"/>
+            <w:r>
+              <w:rPr>
+                <w:rFonts w:ascii="Arial" w:eastAsia="Arial" w:hAnsi="Arial" w:cs="Arial"/>
+                <w:i/>
+                <w:iCs/>
+                <w:color w:val="A0AEC0"/>
+                <w:sz w:val="19"/>
+                <w:szCs w:val="19"/>
+              </w:rPr>
+              <w:t>ou</w:t>
+            </w:r>
+            <w:proofErr w:type="spellEnd"/>
+            <w:r>
+              <w:rPr>
+                <w:rFonts w:ascii="Arial" w:eastAsia="Arial" w:hAnsi="Arial" w:cs="Arial"/>
+                <w:i/>
+                <w:iCs/>
+                <w:color w:val="A0AEC0"/>
+                <w:sz w:val="19"/>
+                <w:szCs w:val="19"/>
+              </w:rPr>
+              <w:t xml:space="preserve"> </w:t>
+            </w:r>
+            <w:proofErr w:type="spellStart"/>
+            <w:r>
+              <w:rPr>
+                <w:rFonts w:ascii="Arial" w:eastAsia="Arial" w:hAnsi="Arial" w:cs="Arial"/>
+                <w:i/>
+                <w:iCs/>
+                <w:color w:val="A0AEC0"/>
+                <w:sz w:val="19"/>
+                <w:szCs w:val="19"/>
+              </w:rPr>
+              <w:t>não</w:t>
+            </w:r>
+            <w:proofErr w:type="spellEnd"/>
+            <w:r>
+              <w:rPr>
+                <w:rFonts w:ascii="Arial" w:eastAsia="Arial" w:hAnsi="Arial" w:cs="Arial"/>
+                <w:i/>
+                <w:iCs/>
+                <w:color w:val="A0AEC0"/>
+                <w:sz w:val="19"/>
+                <w:szCs w:val="19"/>
+              </w:rPr>
+              <w:t xml:space="preserve">. </w:t>
+            </w:r>
+            <w:proofErr w:type="spellStart"/>
+            <w:r>
+              <w:rPr>
+                <w:rFonts w:ascii="Arial" w:eastAsia="Arial" w:hAnsi="Arial" w:cs="Arial"/>
+                <w:i/>
+                <w:iCs/>
+                <w:color w:val="A0AEC0"/>
+                <w:sz w:val="19"/>
+                <w:szCs w:val="19"/>
+              </w:rPr>
+              <w:t>Os</w:t>
+            </w:r>
+            <w:proofErr w:type="spellEnd"/>
+            <w:r>
+              <w:rPr>
+                <w:rFonts w:ascii="Arial" w:eastAsia="Arial" w:hAnsi="Arial" w:cs="Arial"/>
+                <w:i/>
+                <w:iCs/>
+                <w:color w:val="A0AEC0"/>
+                <w:sz w:val="19"/>
+                <w:szCs w:val="19"/>
+              </w:rPr>
+              <w:t xml:space="preserve"> </w:t>
+            </w:r>
+            <w:proofErr w:type="spellStart"/>
+            <w:r>
+              <w:rPr>
+                <w:rFonts w:ascii="Arial" w:eastAsia="Arial" w:hAnsi="Arial" w:cs="Arial"/>
+                <w:i/>
+                <w:iCs/>
+                <w:color w:val="A0AEC0"/>
+                <w:sz w:val="19"/>
+                <w:szCs w:val="19"/>
+              </w:rPr>
+              <w:t>usuarios</w:t>
+            </w:r>
+            <w:proofErr w:type="spellEnd"/>
+            <w:r>
+              <w:rPr>
+                <w:rFonts w:ascii="Arial" w:eastAsia="Arial" w:hAnsi="Arial" w:cs="Arial"/>
+                <w:i/>
+                <w:iCs/>
+                <w:color w:val="A0AEC0"/>
+                <w:sz w:val="19"/>
+                <w:szCs w:val="19"/>
+              </w:rPr>
+              <w:t xml:space="preserve"> </w:t>
+            </w:r>
+            <w:proofErr w:type="spellStart"/>
+            <w:r>
+              <w:rPr>
+                <w:rFonts w:ascii="Arial" w:eastAsia="Arial" w:hAnsi="Arial" w:cs="Arial"/>
+                <w:i/>
+                <w:iCs/>
+                <w:color w:val="A0AEC0"/>
+                <w:sz w:val="19"/>
+                <w:szCs w:val="19"/>
+              </w:rPr>
+              <w:t>deverão</w:t>
+            </w:r>
+            <w:proofErr w:type="spellEnd"/>
+            <w:r>
+              <w:rPr>
+                <w:rFonts w:ascii="Arial" w:eastAsia="Arial" w:hAnsi="Arial" w:cs="Arial"/>
+                <w:i/>
+                <w:iCs/>
+                <w:color w:val="A0AEC0"/>
+                <w:sz w:val="19"/>
+                <w:szCs w:val="19"/>
+              </w:rPr>
+              <w:t xml:space="preserve"> </w:t>
+            </w:r>
+            <w:proofErr w:type="gramStart"/>
+            <w:r>
+              <w:rPr>
+                <w:rFonts w:ascii="Arial" w:eastAsia="Arial" w:hAnsi="Arial" w:cs="Arial"/>
+                <w:i/>
+                <w:iCs/>
+                <w:color w:val="A0AEC0"/>
+                <w:sz w:val="19"/>
+                <w:szCs w:val="19"/>
+              </w:rPr>
+              <w:t xml:space="preserve">ser  </w:t>
+            </w:r>
+            <w:proofErr w:type="spellStart"/>
+            <w:r>
+              <w:rPr>
+                <w:rFonts w:ascii="Arial" w:eastAsia="Arial" w:hAnsi="Arial" w:cs="Arial"/>
+                <w:i/>
+                <w:iCs/>
+                <w:color w:val="A0AEC0"/>
+                <w:sz w:val="19"/>
+                <w:szCs w:val="19"/>
+              </w:rPr>
+              <w:t>capazes</w:t>
+            </w:r>
+            <w:proofErr w:type="spellEnd"/>
+            <w:proofErr w:type="gramEnd"/>
             <w:r>
               <w:rPr>
                 <w:rFonts w:ascii="Arial" w:eastAsia="Arial" w:hAnsi="Arial" w:cs="Arial"/>
@@ -9688,127 +9906,306 @@
                 <w:sz w:val="19"/>
                 <w:szCs w:val="19"/>
               </w:rPr>
-              <w:t>realizar</w:t>
-            </w:r>
-            <w:proofErr w:type="spellEnd"/>
-            <w:r>
-              <w:rPr>
-                <w:rFonts w:ascii="Arial" w:eastAsia="Arial" w:hAnsi="Arial" w:cs="Arial"/>
-                <w:i/>
-                <w:iCs/>
-                <w:color w:val="A0AEC0"/>
-                <w:sz w:val="19"/>
-                <w:szCs w:val="19"/>
-              </w:rPr>
-              <w:t xml:space="preserve"> quais </w:t>
-            </w:r>
-            <w:proofErr w:type="spellStart"/>
-            <w:r>
-              <w:rPr>
-                <w:rFonts w:ascii="Arial" w:eastAsia="Arial" w:hAnsi="Arial" w:cs="Arial"/>
-                <w:i/>
-                <w:iCs/>
-                <w:color w:val="A0AEC0"/>
-                <w:sz w:val="19"/>
-                <w:szCs w:val="19"/>
-              </w:rPr>
-              <w:t>operações</w:t>
-            </w:r>
-            <w:proofErr w:type="spellEnd"/>
-            <w:r>
-              <w:rPr>
-                <w:rFonts w:ascii="Arial" w:eastAsia="Arial" w:hAnsi="Arial" w:cs="Arial"/>
-                <w:i/>
-                <w:iCs/>
-                <w:color w:val="A0AEC0"/>
-                <w:sz w:val="19"/>
-                <w:szCs w:val="19"/>
-              </w:rPr>
-              <w:t xml:space="preserve"> </w:t>
-            </w:r>
-            <w:proofErr w:type="spellStart"/>
-            <w:r>
-              <w:rPr>
-                <w:rFonts w:ascii="Arial" w:eastAsia="Arial" w:hAnsi="Arial" w:cs="Arial"/>
-                <w:i/>
-                <w:iCs/>
-                <w:color w:val="A0AEC0"/>
-                <w:sz w:val="19"/>
-                <w:szCs w:val="19"/>
-              </w:rPr>
-              <w:t>críticas</w:t>
-            </w:r>
-            <w:proofErr w:type="spellEnd"/>
-            <w:r>
-              <w:rPr>
-                <w:rFonts w:ascii="Arial" w:eastAsia="Arial" w:hAnsi="Arial" w:cs="Arial"/>
-                <w:i/>
-                <w:iCs/>
-                <w:color w:val="A0AEC0"/>
-                <w:sz w:val="19"/>
-                <w:szCs w:val="19"/>
-              </w:rPr>
-              <w:t xml:space="preserve"> </w:t>
-            </w:r>
-            <w:proofErr w:type="spellStart"/>
-            <w:r>
-              <w:rPr>
-                <w:rFonts w:ascii="Arial" w:eastAsia="Arial" w:hAnsi="Arial" w:cs="Arial"/>
-                <w:i/>
-                <w:iCs/>
-                <w:color w:val="A0AEC0"/>
-                <w:sz w:val="19"/>
-                <w:szCs w:val="19"/>
-              </w:rPr>
-              <w:t>autonomamente</w:t>
-            </w:r>
-            <w:proofErr w:type="spellEnd"/>
-            <w:r>
-              <w:rPr>
-                <w:rFonts w:ascii="Arial" w:eastAsia="Arial" w:hAnsi="Arial" w:cs="Arial"/>
-                <w:i/>
-                <w:iCs/>
-                <w:color w:val="A0AEC0"/>
-                <w:sz w:val="19"/>
-                <w:szCs w:val="19"/>
-              </w:rPr>
-              <w:t xml:space="preserve">? Ex: </w:t>
-            </w:r>
-            <w:proofErr w:type="spellStart"/>
-            <w:r>
-              <w:rPr>
-                <w:rFonts w:ascii="Arial" w:eastAsia="Arial" w:hAnsi="Arial" w:cs="Arial"/>
-                <w:i/>
-                <w:iCs/>
-                <w:color w:val="A0AEC0"/>
-                <w:sz w:val="19"/>
-                <w:szCs w:val="19"/>
-              </w:rPr>
-              <w:t>Emitir</w:t>
-            </w:r>
-            <w:proofErr w:type="spellEnd"/>
-            <w:r>
-              <w:rPr>
-                <w:rFonts w:ascii="Arial" w:eastAsia="Arial" w:hAnsi="Arial" w:cs="Arial"/>
-                <w:i/>
-                <w:iCs/>
-                <w:color w:val="A0AEC0"/>
-                <w:sz w:val="19"/>
-                <w:szCs w:val="19"/>
-              </w:rPr>
-              <w:t xml:space="preserve"> </w:t>
-            </w:r>
-            <w:proofErr w:type="spellStart"/>
-            <w:r>
-              <w:rPr>
-                <w:rFonts w:ascii="Arial" w:eastAsia="Arial" w:hAnsi="Arial" w:cs="Arial"/>
-                <w:i/>
-                <w:iCs/>
-                <w:color w:val="A0AEC0"/>
-                <w:sz w:val="19"/>
-                <w:szCs w:val="19"/>
-              </w:rPr>
-              <w:t>relatórios</w:t>
+              <w:t>acessar</w:t>
+            </w:r>
+            <w:r>
+              <w:rPr>
+                <w:rFonts w:ascii="Arial" w:eastAsia="Arial" w:hAnsi="Arial" w:cs="Arial"/>
+                <w:i/>
+                <w:iCs/>
+                <w:color w:val="A0AEC0"/>
+                <w:sz w:val="19"/>
+                <w:szCs w:val="19"/>
+              </w:rPr>
+              <w:t>o</w:t>
+            </w:r>
+            <w:proofErr w:type="spellEnd"/>
+            <w:r>
+              <w:rPr>
+                <w:rFonts w:ascii="Arial" w:eastAsia="Arial" w:hAnsi="Arial" w:cs="Arial"/>
+                <w:i/>
+                <w:iCs/>
+                <w:color w:val="A0AEC0"/>
+                <w:sz w:val="19"/>
+                <w:szCs w:val="19"/>
+              </w:rPr>
+              <w:t xml:space="preserve"> </w:t>
+            </w:r>
+            <w:proofErr w:type="spellStart"/>
+            <w:r>
+              <w:rPr>
+                <w:rFonts w:ascii="Arial" w:eastAsia="Arial" w:hAnsi="Arial" w:cs="Arial"/>
+                <w:i/>
+                <w:iCs/>
+                <w:color w:val="A0AEC0"/>
+                <w:sz w:val="19"/>
+                <w:szCs w:val="19"/>
+              </w:rPr>
+              <w:t>painel</w:t>
+            </w:r>
+            <w:proofErr w:type="spellEnd"/>
+            <w:r>
+              <w:rPr>
+                <w:rFonts w:ascii="Arial" w:eastAsia="Arial" w:hAnsi="Arial" w:cs="Arial"/>
+                <w:i/>
+                <w:iCs/>
+                <w:color w:val="A0AEC0"/>
+                <w:sz w:val="19"/>
+                <w:szCs w:val="19"/>
+              </w:rPr>
+              <w:t xml:space="preserve"> </w:t>
+            </w:r>
+            <w:proofErr w:type="spellStart"/>
+            <w:r>
+              <w:rPr>
+                <w:rFonts w:ascii="Arial" w:eastAsia="Arial" w:hAnsi="Arial" w:cs="Arial"/>
+                <w:i/>
+                <w:iCs/>
+                <w:color w:val="A0AEC0"/>
+                <w:sz w:val="19"/>
+                <w:szCs w:val="19"/>
+              </w:rPr>
+              <w:t>admintrartivo</w:t>
+            </w:r>
+            <w:proofErr w:type="spellEnd"/>
+            <w:r>
+              <w:rPr>
+                <w:rFonts w:ascii="Arial" w:eastAsia="Arial" w:hAnsi="Arial" w:cs="Arial"/>
+                <w:i/>
+                <w:iCs/>
+                <w:color w:val="A0AEC0"/>
+                <w:sz w:val="19"/>
+                <w:szCs w:val="19"/>
+              </w:rPr>
+              <w:t xml:space="preserve">, </w:t>
+            </w:r>
+            <w:proofErr w:type="spellStart"/>
+            <w:r>
+              <w:rPr>
+                <w:rFonts w:ascii="Arial" w:eastAsia="Arial" w:hAnsi="Arial" w:cs="Arial"/>
+                <w:i/>
+                <w:iCs/>
+                <w:color w:val="A0AEC0"/>
+                <w:sz w:val="19"/>
+                <w:szCs w:val="19"/>
+              </w:rPr>
+              <w:t>vizualizar</w:t>
+            </w:r>
+            <w:proofErr w:type="spellEnd"/>
+            <w:r>
+              <w:rPr>
+                <w:rFonts w:ascii="Arial" w:eastAsia="Arial" w:hAnsi="Arial" w:cs="Arial"/>
+                <w:i/>
+                <w:iCs/>
+                <w:color w:val="A0AEC0"/>
+                <w:sz w:val="19"/>
+                <w:szCs w:val="19"/>
+              </w:rPr>
+              <w:t xml:space="preserve"> a </w:t>
+            </w:r>
+            <w:proofErr w:type="spellStart"/>
+            <w:r>
+              <w:rPr>
+                <w:rFonts w:ascii="Arial" w:eastAsia="Arial" w:hAnsi="Arial" w:cs="Arial"/>
+                <w:i/>
+                <w:iCs/>
+                <w:color w:val="A0AEC0"/>
+                <w:sz w:val="19"/>
+                <w:szCs w:val="19"/>
+              </w:rPr>
+              <w:t>lista</w:t>
+            </w:r>
+            <w:proofErr w:type="spellEnd"/>
+            <w:r>
+              <w:rPr>
+                <w:rFonts w:ascii="Arial" w:eastAsia="Arial" w:hAnsi="Arial" w:cs="Arial"/>
+                <w:i/>
+                <w:iCs/>
+                <w:color w:val="A0AEC0"/>
+                <w:sz w:val="19"/>
+                <w:szCs w:val="19"/>
+              </w:rPr>
+              <w:t xml:space="preserve"> de </w:t>
+            </w:r>
+            <w:proofErr w:type="spellStart"/>
+            <w:r>
+              <w:rPr>
+                <w:rFonts w:ascii="Arial" w:eastAsia="Arial" w:hAnsi="Arial" w:cs="Arial"/>
+                <w:i/>
+                <w:iCs/>
+                <w:color w:val="A0AEC0"/>
+                <w:sz w:val="19"/>
+                <w:szCs w:val="19"/>
+              </w:rPr>
+              <w:t>candidatos</w:t>
+            </w:r>
+            <w:proofErr w:type="spellEnd"/>
+            <w:r>
+              <w:rPr>
+                <w:rFonts w:ascii="Arial" w:eastAsia="Arial" w:hAnsi="Arial" w:cs="Arial"/>
+                <w:i/>
+                <w:iCs/>
+                <w:color w:val="A0AEC0"/>
+                <w:sz w:val="19"/>
+                <w:szCs w:val="19"/>
+              </w:rPr>
+              <w:t xml:space="preserve"> </w:t>
+            </w:r>
+            <w:proofErr w:type="spellStart"/>
+            <w:r>
+              <w:rPr>
+                <w:rFonts w:ascii="Arial" w:eastAsia="Arial" w:hAnsi="Arial" w:cs="Arial"/>
+                <w:i/>
+                <w:iCs/>
+                <w:color w:val="A0AEC0"/>
+                <w:sz w:val="19"/>
+                <w:szCs w:val="19"/>
+              </w:rPr>
+              <w:t>triados</w:t>
+            </w:r>
+            <w:proofErr w:type="spellEnd"/>
+            <w:r>
+              <w:rPr>
+                <w:rFonts w:ascii="Arial" w:eastAsia="Arial" w:hAnsi="Arial" w:cs="Arial"/>
+                <w:i/>
+                <w:iCs/>
+                <w:color w:val="A0AEC0"/>
+                <w:sz w:val="19"/>
+                <w:szCs w:val="19"/>
+              </w:rPr>
+              <w:t xml:space="preserve">, </w:t>
+            </w:r>
+            <w:proofErr w:type="spellStart"/>
+            <w:r>
+              <w:rPr>
+                <w:rFonts w:ascii="Arial" w:eastAsia="Arial" w:hAnsi="Arial" w:cs="Arial"/>
+                <w:i/>
+                <w:iCs/>
+                <w:color w:val="A0AEC0"/>
+                <w:sz w:val="19"/>
+                <w:szCs w:val="19"/>
+              </w:rPr>
+              <w:t>filtrar</w:t>
+            </w:r>
+            <w:proofErr w:type="spellEnd"/>
+            <w:r>
+              <w:rPr>
+                <w:rFonts w:ascii="Arial" w:eastAsia="Arial" w:hAnsi="Arial" w:cs="Arial"/>
+                <w:i/>
+                <w:iCs/>
+                <w:color w:val="A0AEC0"/>
+                <w:sz w:val="19"/>
+                <w:szCs w:val="19"/>
+              </w:rPr>
+              <w:t xml:space="preserve"> </w:t>
+            </w:r>
+            <w:proofErr w:type="spellStart"/>
+            <w:r>
+              <w:rPr>
+                <w:rFonts w:ascii="Arial" w:eastAsia="Arial" w:hAnsi="Arial" w:cs="Arial"/>
+                <w:i/>
+                <w:iCs/>
+                <w:color w:val="A0AEC0"/>
+                <w:sz w:val="19"/>
+                <w:szCs w:val="19"/>
+              </w:rPr>
+              <w:t>os</w:t>
+            </w:r>
+            <w:proofErr w:type="spellEnd"/>
+            <w:r>
+              <w:rPr>
+                <w:rFonts w:ascii="Arial" w:eastAsia="Arial" w:hAnsi="Arial" w:cs="Arial"/>
+                <w:i/>
+                <w:iCs/>
+                <w:color w:val="A0AEC0"/>
+                <w:sz w:val="19"/>
+                <w:szCs w:val="19"/>
+              </w:rPr>
+              <w:t xml:space="preserve"> </w:t>
+            </w:r>
+            <w:proofErr w:type="spellStart"/>
+            <w:r>
+              <w:rPr>
+                <w:rFonts w:ascii="Arial" w:eastAsia="Arial" w:hAnsi="Arial" w:cs="Arial"/>
+                <w:i/>
+                <w:iCs/>
+                <w:color w:val="A0AEC0"/>
+                <w:sz w:val="19"/>
+                <w:szCs w:val="19"/>
+              </w:rPr>
+              <w:t>candidatos</w:t>
+            </w:r>
+            <w:proofErr w:type="spellEnd"/>
+            <w:r>
+              <w:rPr>
+                <w:rFonts w:ascii="Arial" w:eastAsia="Arial" w:hAnsi="Arial" w:cs="Arial"/>
+                <w:i/>
+                <w:iCs/>
+                <w:color w:val="A0AEC0"/>
+                <w:sz w:val="19"/>
+                <w:szCs w:val="19"/>
+              </w:rPr>
+              <w:t xml:space="preserve"> </w:t>
+            </w:r>
+            <w:proofErr w:type="spellStart"/>
+            <w:r>
+              <w:rPr>
+                <w:rFonts w:ascii="Arial" w:eastAsia="Arial" w:hAnsi="Arial" w:cs="Arial"/>
+                <w:i/>
+                <w:iCs/>
+                <w:color w:val="A0AEC0"/>
+                <w:sz w:val="19"/>
+                <w:szCs w:val="19"/>
+              </w:rPr>
+              <w:t>por</w:t>
+            </w:r>
+            <w:proofErr w:type="spellEnd"/>
+            <w:r>
+              <w:rPr>
+                <w:rFonts w:ascii="Arial" w:eastAsia="Arial" w:hAnsi="Arial" w:cs="Arial"/>
+                <w:i/>
+                <w:iCs/>
+                <w:color w:val="A0AEC0"/>
+                <w:sz w:val="19"/>
+                <w:szCs w:val="19"/>
+              </w:rPr>
+              <w:t xml:space="preserve"> </w:t>
+            </w:r>
+            <w:proofErr w:type="spellStart"/>
+            <w:r>
+              <w:rPr>
+                <w:rFonts w:ascii="Arial" w:eastAsia="Arial" w:hAnsi="Arial" w:cs="Arial"/>
+                <w:i/>
+                <w:iCs/>
+                <w:color w:val="A0AEC0"/>
+                <w:sz w:val="19"/>
+                <w:szCs w:val="19"/>
+              </w:rPr>
+              <w:t>nivel</w:t>
+            </w:r>
+            <w:proofErr w:type="spellEnd"/>
+            <w:r>
+              <w:rPr>
+                <w:rFonts w:ascii="Arial" w:eastAsia="Arial" w:hAnsi="Arial" w:cs="Arial"/>
+                <w:i/>
+                <w:iCs/>
+                <w:color w:val="A0AEC0"/>
+                <w:sz w:val="19"/>
+                <w:szCs w:val="19"/>
+              </w:rPr>
+              <w:t xml:space="preserve"> de </w:t>
+            </w:r>
+            <w:proofErr w:type="spellStart"/>
+            <w:r>
+              <w:rPr>
+                <w:rFonts w:ascii="Arial" w:eastAsia="Arial" w:hAnsi="Arial" w:cs="Arial"/>
+                <w:i/>
+                <w:iCs/>
+                <w:color w:val="A0AEC0"/>
+                <w:sz w:val="19"/>
+                <w:szCs w:val="19"/>
+              </w:rPr>
+              <w:t>fluência</w:t>
             </w:r>
             <w:proofErr w:type="spellEnd"/>
             <w:r>
@@ -9832,43 +10229,115 @@
                 <w:sz w:val="19"/>
                 <w:szCs w:val="19"/>
               </w:rPr>
-              <w:t>cadastrar</w:t>
-            </w:r>
-            <w:proofErr w:type="spellEnd"/>
-            <w:r>
-              <w:rPr>
-                <w:rFonts w:ascii="Arial" w:eastAsia="Arial" w:hAnsi="Arial" w:cs="Arial"/>
-                <w:i/>
-                <w:iCs/>
-                <w:color w:val="A0AEC0"/>
-                <w:sz w:val="19"/>
-                <w:szCs w:val="19"/>
-              </w:rPr>
-              <w:t xml:space="preserve"> </w:t>
-            </w:r>
-            <w:proofErr w:type="spellStart"/>
-            <w:r>
-              <w:rPr>
-                <w:rFonts w:ascii="Arial" w:eastAsia="Arial" w:hAnsi="Arial" w:cs="Arial"/>
-                <w:i/>
-                <w:iCs/>
-                <w:color w:val="A0AEC0"/>
-                <w:sz w:val="19"/>
-                <w:szCs w:val="19"/>
-              </w:rPr>
-              <w:t>produtos</w:t>
-            </w:r>
-            <w:proofErr w:type="spellEnd"/>
-            <w:r>
-              <w:rPr>
-                <w:rFonts w:ascii="Arial" w:eastAsia="Arial" w:hAnsi="Arial" w:cs="Arial"/>
-                <w:i/>
-                <w:iCs/>
-                <w:color w:val="A0AEC0"/>
-                <w:sz w:val="19"/>
-                <w:szCs w:val="19"/>
-              </w:rPr>
-              <w:t>.]</w:t>
+              <w:t>consultar</w:t>
+            </w:r>
+            <w:proofErr w:type="spellEnd"/>
+            <w:r>
+              <w:rPr>
+                <w:rFonts w:ascii="Arial" w:eastAsia="Arial" w:hAnsi="Arial" w:cs="Arial"/>
+                <w:i/>
+                <w:iCs/>
+                <w:color w:val="A0AEC0"/>
+                <w:sz w:val="19"/>
+                <w:szCs w:val="19"/>
+              </w:rPr>
+              <w:t xml:space="preserve"> </w:t>
+            </w:r>
+            <w:proofErr w:type="spellStart"/>
+            <w:r>
+              <w:rPr>
+                <w:rFonts w:ascii="Arial" w:eastAsia="Arial" w:hAnsi="Arial" w:cs="Arial"/>
+                <w:i/>
+                <w:iCs/>
+                <w:color w:val="A0AEC0"/>
+                <w:sz w:val="19"/>
+                <w:szCs w:val="19"/>
+              </w:rPr>
+              <w:t>os</w:t>
+            </w:r>
+            <w:proofErr w:type="spellEnd"/>
+            <w:r>
+              <w:rPr>
+                <w:rFonts w:ascii="Arial" w:eastAsia="Arial" w:hAnsi="Arial" w:cs="Arial"/>
+                <w:i/>
+                <w:iCs/>
+                <w:color w:val="A0AEC0"/>
+                <w:sz w:val="19"/>
+                <w:szCs w:val="19"/>
+              </w:rPr>
+              <w:t xml:space="preserve"> </w:t>
+            </w:r>
+            <w:proofErr w:type="spellStart"/>
+            <w:r>
+              <w:rPr>
+                <w:rFonts w:ascii="Arial" w:eastAsia="Arial" w:hAnsi="Arial" w:cs="Arial"/>
+                <w:i/>
+                <w:iCs/>
+                <w:color w:val="A0AEC0"/>
+                <w:sz w:val="19"/>
+                <w:szCs w:val="19"/>
+              </w:rPr>
+              <w:t>contatos</w:t>
+            </w:r>
+            <w:proofErr w:type="spellEnd"/>
+            <w:r>
+              <w:rPr>
+                <w:rFonts w:ascii="Arial" w:eastAsia="Arial" w:hAnsi="Arial" w:cs="Arial"/>
+                <w:i/>
+                <w:iCs/>
+                <w:color w:val="A0AEC0"/>
+                <w:sz w:val="19"/>
+                <w:szCs w:val="19"/>
+              </w:rPr>
+              <w:t xml:space="preserve"> para </w:t>
+            </w:r>
+            <w:proofErr w:type="spellStart"/>
+            <w:r>
+              <w:rPr>
+                <w:rFonts w:ascii="Arial" w:eastAsia="Arial" w:hAnsi="Arial" w:cs="Arial"/>
+                <w:i/>
+                <w:iCs/>
+                <w:color w:val="A0AEC0"/>
+                <w:sz w:val="19"/>
+                <w:szCs w:val="19"/>
+              </w:rPr>
+              <w:t>formação</w:t>
+            </w:r>
+            <w:proofErr w:type="spellEnd"/>
+            <w:r>
+              <w:rPr>
+                <w:rFonts w:ascii="Arial" w:eastAsia="Arial" w:hAnsi="Arial" w:cs="Arial"/>
+                <w:i/>
+                <w:iCs/>
+                <w:color w:val="A0AEC0"/>
+                <w:sz w:val="19"/>
+                <w:szCs w:val="19"/>
+              </w:rPr>
+              <w:t xml:space="preserve"> de </w:t>
+            </w:r>
+            <w:proofErr w:type="spellStart"/>
+            <w:r>
+              <w:rPr>
+                <w:rFonts w:ascii="Arial" w:eastAsia="Arial" w:hAnsi="Arial" w:cs="Arial"/>
+                <w:i/>
+                <w:iCs/>
+                <w:color w:val="A0AEC0"/>
+                <w:sz w:val="19"/>
+                <w:szCs w:val="19"/>
+              </w:rPr>
+              <w:t>turmas</w:t>
+            </w:r>
+            <w:proofErr w:type="spellEnd"/>
+            <w:r>
+              <w:rPr>
+                <w:rFonts w:ascii="Arial" w:eastAsia="Arial" w:hAnsi="Arial" w:cs="Arial"/>
+                <w:i/>
+                <w:iCs/>
+                <w:color w:val="A0AEC0"/>
+                <w:sz w:val="19"/>
+                <w:szCs w:val="19"/>
+              </w:rPr>
+              <w:t>.</w:t>
             </w:r>
           </w:p>
         </w:tc>
@@ -9961,79 +10430,7 @@
                 <w:sz w:val="19"/>
                 <w:szCs w:val="19"/>
               </w:rPr>
-              <w:t>[</w:t>
-            </w:r>
-            <w:proofErr w:type="spellStart"/>
-            <w:r>
-              <w:rPr>
-                <w:rFonts w:ascii="Arial" w:eastAsia="Arial" w:hAnsi="Arial" w:cs="Arial"/>
-                <w:i/>
-                <w:iCs/>
-                <w:color w:val="A0AEC0"/>
-                <w:sz w:val="19"/>
-                <w:szCs w:val="19"/>
-              </w:rPr>
-              <w:t>Especifique</w:t>
-            </w:r>
-            <w:proofErr w:type="spellEnd"/>
-            <w:r>
-              <w:rPr>
-                <w:rFonts w:ascii="Arial" w:eastAsia="Arial" w:hAnsi="Arial" w:cs="Arial"/>
-                <w:i/>
-                <w:iCs/>
-                <w:color w:val="A0AEC0"/>
-                <w:sz w:val="19"/>
-                <w:szCs w:val="19"/>
-              </w:rPr>
-              <w:t xml:space="preserve"> a </w:t>
-            </w:r>
-            <w:proofErr w:type="spellStart"/>
-            <w:r>
-              <w:rPr>
-                <w:rFonts w:ascii="Arial" w:eastAsia="Arial" w:hAnsi="Arial" w:cs="Arial"/>
-                <w:i/>
-                <w:iCs/>
-                <w:color w:val="A0AEC0"/>
-                <w:sz w:val="19"/>
-                <w:szCs w:val="19"/>
-              </w:rPr>
-              <w:t>divisão</w:t>
-            </w:r>
-            <w:proofErr w:type="spellEnd"/>
-            <w:r>
-              <w:rPr>
-                <w:rFonts w:ascii="Arial" w:eastAsia="Arial" w:hAnsi="Arial" w:cs="Arial"/>
-                <w:i/>
-                <w:iCs/>
-                <w:color w:val="A0AEC0"/>
-                <w:sz w:val="19"/>
-                <w:szCs w:val="19"/>
-              </w:rPr>
-              <w:t xml:space="preserve"> dos </w:t>
-            </w:r>
-            <w:proofErr w:type="spellStart"/>
-            <w:r>
-              <w:rPr>
-                <w:rFonts w:ascii="Arial" w:eastAsia="Arial" w:hAnsi="Arial" w:cs="Arial"/>
-                <w:i/>
-                <w:iCs/>
-                <w:color w:val="A0AEC0"/>
-                <w:sz w:val="19"/>
-                <w:szCs w:val="19"/>
-              </w:rPr>
-              <w:t>tópicos</w:t>
-            </w:r>
-            <w:proofErr w:type="spellEnd"/>
-            <w:r>
-              <w:rPr>
-                <w:rFonts w:ascii="Arial" w:eastAsia="Arial" w:hAnsi="Arial" w:cs="Arial"/>
-                <w:i/>
-                <w:iCs/>
-                <w:color w:val="A0AEC0"/>
-                <w:sz w:val="19"/>
-                <w:szCs w:val="19"/>
-              </w:rPr>
-              <w:t xml:space="preserve">: 1. </w:t>
+              <w:t xml:space="preserve">1. </w:t>
             </w:r>
             <w:proofErr w:type="spellStart"/>
             <w:r>
@@ -10057,67 +10454,174 @@
                 <w:sz w:val="19"/>
                 <w:szCs w:val="19"/>
               </w:rPr>
-              <w:t xml:space="preserve"> e Login; 2. </w:t>
-            </w:r>
-            <w:proofErr w:type="spellStart"/>
-            <w:r>
-              <w:rPr>
-                <w:rFonts w:ascii="Arial" w:eastAsia="Arial" w:hAnsi="Arial" w:cs="Arial"/>
-                <w:i/>
-                <w:iCs/>
-                <w:color w:val="A0AEC0"/>
-                <w:sz w:val="19"/>
-                <w:szCs w:val="19"/>
-              </w:rPr>
-              <w:t>Fluxo</w:t>
-            </w:r>
-            <w:proofErr w:type="spellEnd"/>
-            <w:r>
-              <w:rPr>
-                <w:rFonts w:ascii="Arial" w:eastAsia="Arial" w:hAnsi="Arial" w:cs="Arial"/>
-                <w:i/>
-                <w:iCs/>
-                <w:color w:val="A0AEC0"/>
-                <w:sz w:val="19"/>
-                <w:szCs w:val="19"/>
-              </w:rPr>
-              <w:t xml:space="preserve"> Principal de </w:t>
-            </w:r>
-            <w:proofErr w:type="spellStart"/>
-            <w:r>
-              <w:rPr>
-                <w:rFonts w:ascii="Arial" w:eastAsia="Arial" w:hAnsi="Arial" w:cs="Arial"/>
-                <w:i/>
-                <w:iCs/>
-                <w:color w:val="A0AEC0"/>
-                <w:sz w:val="19"/>
-                <w:szCs w:val="19"/>
-              </w:rPr>
-              <w:t>Operação</w:t>
-            </w:r>
-            <w:proofErr w:type="spellEnd"/>
-            <w:r>
-              <w:rPr>
-                <w:rFonts w:ascii="Arial" w:eastAsia="Arial" w:hAnsi="Arial" w:cs="Arial"/>
-                <w:i/>
-                <w:iCs/>
-                <w:color w:val="A0AEC0"/>
-                <w:sz w:val="19"/>
-                <w:szCs w:val="19"/>
-              </w:rPr>
-              <w:t xml:space="preserve">; 3. </w:t>
-            </w:r>
-            <w:proofErr w:type="spellStart"/>
-            <w:r>
-              <w:rPr>
-                <w:rFonts w:ascii="Arial" w:eastAsia="Arial" w:hAnsi="Arial" w:cs="Arial"/>
-                <w:i/>
-                <w:iCs/>
-                <w:color w:val="A0AEC0"/>
-                <w:sz w:val="19"/>
-                <w:szCs w:val="19"/>
-              </w:rPr>
-              <w:t>Tratamento</w:t>
+              <w:t xml:space="preserve"> e </w:t>
+            </w:r>
+            <w:proofErr w:type="spellStart"/>
+            <w:r>
+              <w:rPr>
+                <w:rFonts w:ascii="Arial" w:eastAsia="Arial" w:hAnsi="Arial" w:cs="Arial"/>
+                <w:i/>
+                <w:iCs/>
+                <w:color w:val="A0AEC0"/>
+                <w:sz w:val="19"/>
+                <w:szCs w:val="19"/>
+              </w:rPr>
+              <w:t>cadastro</w:t>
+            </w:r>
+            <w:proofErr w:type="spellEnd"/>
+            <w:r>
+              <w:rPr>
+                <w:rFonts w:ascii="Arial" w:eastAsia="Arial" w:hAnsi="Arial" w:cs="Arial"/>
+                <w:i/>
+                <w:iCs/>
+                <w:color w:val="A0AEC0"/>
+                <w:sz w:val="19"/>
+                <w:szCs w:val="19"/>
+              </w:rPr>
+              <w:t xml:space="preserve"> </w:t>
+            </w:r>
+            <w:proofErr w:type="spellStart"/>
+            <w:r>
+              <w:rPr>
+                <w:rFonts w:ascii="Arial" w:eastAsia="Arial" w:hAnsi="Arial" w:cs="Arial"/>
+                <w:i/>
+                <w:iCs/>
+                <w:color w:val="A0AEC0"/>
+                <w:sz w:val="19"/>
+                <w:szCs w:val="19"/>
+              </w:rPr>
+              <w:t>ou</w:t>
+            </w:r>
+            <w:proofErr w:type="spellEnd"/>
+            <w:r>
+              <w:rPr>
+                <w:rFonts w:ascii="Arial" w:eastAsia="Arial" w:hAnsi="Arial" w:cs="Arial"/>
+                <w:i/>
+                <w:iCs/>
+                <w:color w:val="A0AEC0"/>
+                <w:sz w:val="19"/>
+                <w:szCs w:val="19"/>
+              </w:rPr>
+              <w:t xml:space="preserve"> login</w:t>
+            </w:r>
+            <w:r>
+              <w:rPr>
+                <w:rFonts w:ascii="Arial" w:eastAsia="Arial" w:hAnsi="Arial" w:cs="Arial"/>
+                <w:i/>
+                <w:iCs/>
+                <w:color w:val="A0AEC0"/>
+                <w:sz w:val="19"/>
+                <w:szCs w:val="19"/>
+              </w:rPr>
+              <w:t xml:space="preserve"> para modo </w:t>
+            </w:r>
+            <w:proofErr w:type="spellStart"/>
+            <w:r>
+              <w:rPr>
+                <w:rFonts w:ascii="Arial" w:eastAsia="Arial" w:hAnsi="Arial" w:cs="Arial"/>
+                <w:i/>
+                <w:iCs/>
+                <w:color w:val="A0AEC0"/>
+                <w:sz w:val="19"/>
+                <w:szCs w:val="19"/>
+              </w:rPr>
+              <w:t>administrativo</w:t>
+            </w:r>
+            <w:proofErr w:type="spellEnd"/>
+            <w:r>
+              <w:rPr>
+                <w:rFonts w:ascii="Arial" w:eastAsia="Arial" w:hAnsi="Arial" w:cs="Arial"/>
+                <w:i/>
+                <w:iCs/>
+                <w:color w:val="A0AEC0"/>
+                <w:sz w:val="19"/>
+                <w:szCs w:val="19"/>
+              </w:rPr>
+              <w:t xml:space="preserve">; 2. </w:t>
+            </w:r>
+            <w:proofErr w:type="spellStart"/>
+            <w:r>
+              <w:rPr>
+                <w:rFonts w:ascii="Arial" w:eastAsia="Arial" w:hAnsi="Arial" w:cs="Arial"/>
+                <w:i/>
+                <w:iCs/>
+                <w:color w:val="A0AEC0"/>
+                <w:sz w:val="19"/>
+                <w:szCs w:val="19"/>
+              </w:rPr>
+              <w:t>Navegação</w:t>
+            </w:r>
+            <w:proofErr w:type="spellEnd"/>
+            <w:r>
+              <w:rPr>
+                <w:rFonts w:ascii="Arial" w:eastAsia="Arial" w:hAnsi="Arial" w:cs="Arial"/>
+                <w:i/>
+                <w:iCs/>
+                <w:color w:val="A0AEC0"/>
+                <w:sz w:val="19"/>
+                <w:szCs w:val="19"/>
+              </w:rPr>
+              <w:t xml:space="preserve"> </w:t>
+            </w:r>
+            <w:proofErr w:type="spellStart"/>
+            <w:r>
+              <w:rPr>
+                <w:rFonts w:ascii="Arial" w:eastAsia="Arial" w:hAnsi="Arial" w:cs="Arial"/>
+                <w:i/>
+                <w:iCs/>
+                <w:color w:val="A0AEC0"/>
+                <w:sz w:val="19"/>
+                <w:szCs w:val="19"/>
+              </w:rPr>
+              <w:t>pelo</w:t>
+            </w:r>
+            <w:proofErr w:type="spellEnd"/>
+            <w:r>
+              <w:rPr>
+                <w:rFonts w:ascii="Arial" w:eastAsia="Arial" w:hAnsi="Arial" w:cs="Arial"/>
+                <w:i/>
+                <w:iCs/>
+                <w:color w:val="A0AEC0"/>
+                <w:sz w:val="19"/>
+                <w:szCs w:val="19"/>
+              </w:rPr>
+              <w:t xml:space="preserve"> </w:t>
+            </w:r>
+            <w:proofErr w:type="spellStart"/>
+            <w:r>
+              <w:rPr>
+                <w:rFonts w:ascii="Arial" w:eastAsia="Arial" w:hAnsi="Arial" w:cs="Arial"/>
+                <w:i/>
+                <w:iCs/>
+                <w:color w:val="A0AEC0"/>
+                <w:sz w:val="19"/>
+                <w:szCs w:val="19"/>
+              </w:rPr>
+              <w:t>painel</w:t>
+            </w:r>
+            <w:proofErr w:type="spellEnd"/>
+            <w:r>
+              <w:rPr>
+                <w:rFonts w:ascii="Arial" w:eastAsia="Arial" w:hAnsi="Arial" w:cs="Arial"/>
+                <w:i/>
+                <w:iCs/>
+                <w:color w:val="A0AEC0"/>
+                <w:sz w:val="19"/>
+                <w:szCs w:val="19"/>
+              </w:rPr>
+              <w:t xml:space="preserve"> e </w:t>
+            </w:r>
+            <w:proofErr w:type="spellStart"/>
+            <w:r>
+              <w:rPr>
+                <w:rFonts w:ascii="Arial" w:eastAsia="Arial" w:hAnsi="Arial" w:cs="Arial"/>
+                <w:i/>
+                <w:iCs/>
+                <w:color w:val="A0AEC0"/>
+                <w:sz w:val="19"/>
+                <w:szCs w:val="19"/>
+              </w:rPr>
+              <w:t>interpretação</w:t>
             </w:r>
             <w:proofErr w:type="spellEnd"/>
             <w:r>
@@ -10132,52 +10636,231 @@
               <w:t xml:space="preserve"> de </w:t>
             </w:r>
             <w:proofErr w:type="spellStart"/>
-            <w:r>
-              <w:rPr>
-                <w:rFonts w:ascii="Arial" w:eastAsia="Arial" w:hAnsi="Arial" w:cs="Arial"/>
-                <w:i/>
-                <w:iCs/>
-                <w:color w:val="A0AEC0"/>
-                <w:sz w:val="19"/>
-                <w:szCs w:val="19"/>
-              </w:rPr>
-              <w:t>Erros</w:t>
-            </w:r>
-            <w:proofErr w:type="spellEnd"/>
-            <w:r>
-              <w:rPr>
-                <w:rFonts w:ascii="Arial" w:eastAsia="Arial" w:hAnsi="Arial" w:cs="Arial"/>
-                <w:i/>
-                <w:iCs/>
-                <w:color w:val="A0AEC0"/>
-                <w:sz w:val="19"/>
-                <w:szCs w:val="19"/>
-              </w:rPr>
-              <w:t xml:space="preserve"> e Como </w:t>
-            </w:r>
-            <w:proofErr w:type="spellStart"/>
-            <w:r>
-              <w:rPr>
-                <w:rFonts w:ascii="Arial" w:eastAsia="Arial" w:hAnsi="Arial" w:cs="Arial"/>
-                <w:i/>
-                <w:iCs/>
-                <w:color w:val="A0AEC0"/>
-                <w:sz w:val="19"/>
-                <w:szCs w:val="19"/>
-              </w:rPr>
-              <w:t>acionar</w:t>
-            </w:r>
-            <w:proofErr w:type="spellEnd"/>
-            <w:r>
-              <w:rPr>
-                <w:rFonts w:ascii="Arial" w:eastAsia="Arial" w:hAnsi="Arial" w:cs="Arial"/>
-                <w:i/>
-                <w:iCs/>
-                <w:color w:val="A0AEC0"/>
-                <w:sz w:val="19"/>
-                <w:szCs w:val="19"/>
-              </w:rPr>
-              <w:t xml:space="preserve"> o </w:t>
+            <w:proofErr w:type="gramStart"/>
+            <w:r>
+              <w:rPr>
+                <w:rFonts w:ascii="Arial" w:eastAsia="Arial" w:hAnsi="Arial" w:cs="Arial"/>
+                <w:i/>
+                <w:iCs/>
+                <w:color w:val="A0AEC0"/>
+                <w:sz w:val="19"/>
+                <w:szCs w:val="19"/>
+              </w:rPr>
+              <w:t>relatorio</w:t>
+            </w:r>
+            <w:proofErr w:type="spellEnd"/>
+            <w:r>
+              <w:rPr>
+                <w:rFonts w:ascii="Arial" w:eastAsia="Arial" w:hAnsi="Arial" w:cs="Arial"/>
+                <w:i/>
+                <w:iCs/>
+                <w:color w:val="A0AEC0"/>
+                <w:sz w:val="19"/>
+                <w:szCs w:val="19"/>
+              </w:rPr>
+              <w:t xml:space="preserve">  de</w:t>
+            </w:r>
+            <w:proofErr w:type="gramEnd"/>
+            <w:r>
+              <w:rPr>
+                <w:rFonts w:ascii="Arial" w:eastAsia="Arial" w:hAnsi="Arial" w:cs="Arial"/>
+                <w:i/>
+                <w:iCs/>
+                <w:color w:val="A0AEC0"/>
+                <w:sz w:val="19"/>
+                <w:szCs w:val="19"/>
+              </w:rPr>
+              <w:t xml:space="preserve"> </w:t>
+            </w:r>
+            <w:proofErr w:type="spellStart"/>
+            <w:r>
+              <w:rPr>
+                <w:rFonts w:ascii="Arial" w:eastAsia="Arial" w:hAnsi="Arial" w:cs="Arial"/>
+                <w:i/>
+                <w:iCs/>
+                <w:color w:val="A0AEC0"/>
+                <w:sz w:val="19"/>
+                <w:szCs w:val="19"/>
+              </w:rPr>
+              <w:t>nivelamento</w:t>
+            </w:r>
+            <w:proofErr w:type="spellEnd"/>
+            <w:r>
+              <w:rPr>
+                <w:rFonts w:ascii="Arial" w:eastAsia="Arial" w:hAnsi="Arial" w:cs="Arial"/>
+                <w:i/>
+                <w:iCs/>
+                <w:color w:val="A0AEC0"/>
+                <w:sz w:val="19"/>
+                <w:szCs w:val="19"/>
+              </w:rPr>
+              <w:t xml:space="preserve"> de </w:t>
+            </w:r>
+            <w:proofErr w:type="spellStart"/>
+            <w:r>
+              <w:rPr>
+                <w:rFonts w:ascii="Arial" w:eastAsia="Arial" w:hAnsi="Arial" w:cs="Arial"/>
+                <w:i/>
+                <w:iCs/>
+                <w:color w:val="A0AEC0"/>
+                <w:sz w:val="19"/>
+                <w:szCs w:val="19"/>
+              </w:rPr>
+              <w:t>candidatos</w:t>
+            </w:r>
+            <w:proofErr w:type="spellEnd"/>
+            <w:r>
+              <w:rPr>
+                <w:rFonts w:ascii="Arial" w:eastAsia="Arial" w:hAnsi="Arial" w:cs="Arial"/>
+                <w:i/>
+                <w:iCs/>
+                <w:color w:val="A0AEC0"/>
+                <w:sz w:val="19"/>
+                <w:szCs w:val="19"/>
+              </w:rPr>
+              <w:t xml:space="preserve"> </w:t>
+            </w:r>
+            <w:r>
+              <w:rPr>
+                <w:rFonts w:ascii="Arial" w:eastAsia="Arial" w:hAnsi="Arial" w:cs="Arial"/>
+                <w:i/>
+                <w:iCs/>
+                <w:color w:val="A0AEC0"/>
+                <w:sz w:val="19"/>
+                <w:szCs w:val="19"/>
+              </w:rPr>
+              <w:t>; 3.</w:t>
+            </w:r>
+            <w:r>
+              <w:rPr>
+                <w:rFonts w:ascii="Arial" w:eastAsia="Arial" w:hAnsi="Arial" w:cs="Arial"/>
+                <w:i/>
+                <w:iCs/>
+                <w:color w:val="A0AEC0"/>
+                <w:sz w:val="19"/>
+                <w:szCs w:val="19"/>
+              </w:rPr>
+              <w:t xml:space="preserve">consulta de dados dos </w:t>
+            </w:r>
+            <w:proofErr w:type="spellStart"/>
+            <w:r>
+              <w:rPr>
+                <w:rFonts w:ascii="Arial" w:eastAsia="Arial" w:hAnsi="Arial" w:cs="Arial"/>
+                <w:i/>
+                <w:iCs/>
+                <w:color w:val="A0AEC0"/>
+                <w:sz w:val="19"/>
+                <w:szCs w:val="19"/>
+              </w:rPr>
+              <w:t>alunos</w:t>
+            </w:r>
+            <w:proofErr w:type="spellEnd"/>
+            <w:r>
+              <w:rPr>
+                <w:rFonts w:ascii="Arial" w:eastAsia="Arial" w:hAnsi="Arial" w:cs="Arial"/>
+                <w:i/>
+                <w:iCs/>
+                <w:color w:val="A0AEC0"/>
+                <w:sz w:val="19"/>
+                <w:szCs w:val="19"/>
+              </w:rPr>
+              <w:t xml:space="preserve">; 4 </w:t>
+            </w:r>
+            <w:proofErr w:type="spellStart"/>
+            <w:r>
+              <w:rPr>
+                <w:rFonts w:ascii="Arial" w:eastAsia="Arial" w:hAnsi="Arial" w:cs="Arial"/>
+                <w:i/>
+                <w:iCs/>
+                <w:color w:val="A0AEC0"/>
+                <w:sz w:val="19"/>
+                <w:szCs w:val="19"/>
+              </w:rPr>
+              <w:t>solução</w:t>
+            </w:r>
+            <w:proofErr w:type="spellEnd"/>
+            <w:r>
+              <w:rPr>
+                <w:rFonts w:ascii="Arial" w:eastAsia="Arial" w:hAnsi="Arial" w:cs="Arial"/>
+                <w:i/>
+                <w:iCs/>
+                <w:color w:val="A0AEC0"/>
+                <w:sz w:val="19"/>
+                <w:szCs w:val="19"/>
+              </w:rPr>
+              <w:t xml:space="preserve"> de </w:t>
+            </w:r>
+            <w:proofErr w:type="spellStart"/>
+            <w:r>
+              <w:rPr>
+                <w:rFonts w:ascii="Arial" w:eastAsia="Arial" w:hAnsi="Arial" w:cs="Arial"/>
+                <w:i/>
+                <w:iCs/>
+                <w:color w:val="A0AEC0"/>
+                <w:sz w:val="19"/>
+                <w:szCs w:val="19"/>
+              </w:rPr>
+              <w:t>duvidas</w:t>
+            </w:r>
+            <w:proofErr w:type="spellEnd"/>
+            <w:r>
+              <w:rPr>
+                <w:rFonts w:ascii="Arial" w:eastAsia="Arial" w:hAnsi="Arial" w:cs="Arial"/>
+                <w:i/>
+                <w:iCs/>
+                <w:color w:val="A0AEC0"/>
+                <w:sz w:val="19"/>
+                <w:szCs w:val="19"/>
+              </w:rPr>
+              <w:t xml:space="preserve"> </w:t>
+            </w:r>
+            <w:proofErr w:type="spellStart"/>
+            <w:r>
+              <w:rPr>
+                <w:rFonts w:ascii="Arial" w:eastAsia="Arial" w:hAnsi="Arial" w:cs="Arial"/>
+                <w:i/>
+                <w:iCs/>
+                <w:color w:val="A0AEC0"/>
+                <w:sz w:val="19"/>
+                <w:szCs w:val="19"/>
+              </w:rPr>
+              <w:t>frequentes</w:t>
+            </w:r>
+            <w:proofErr w:type="spellEnd"/>
+            <w:r>
+              <w:rPr>
+                <w:rFonts w:ascii="Arial" w:eastAsia="Arial" w:hAnsi="Arial" w:cs="Arial"/>
+                <w:i/>
+                <w:iCs/>
+                <w:color w:val="A0AEC0"/>
+                <w:sz w:val="19"/>
+                <w:szCs w:val="19"/>
+              </w:rPr>
+              <w:t xml:space="preserve"> e </w:t>
+            </w:r>
+            <w:proofErr w:type="spellStart"/>
+            <w:r>
+              <w:rPr>
+                <w:rFonts w:ascii="Arial" w:eastAsia="Arial" w:hAnsi="Arial" w:cs="Arial"/>
+                <w:i/>
+                <w:iCs/>
+                <w:color w:val="A0AEC0"/>
+                <w:sz w:val="19"/>
+                <w:szCs w:val="19"/>
+              </w:rPr>
+              <w:t>acionamento</w:t>
+            </w:r>
+            <w:proofErr w:type="spellEnd"/>
+            <w:r>
+              <w:rPr>
+                <w:rFonts w:ascii="Arial" w:eastAsia="Arial" w:hAnsi="Arial" w:cs="Arial"/>
+                <w:i/>
+                <w:iCs/>
+                <w:color w:val="A0AEC0"/>
+                <w:sz w:val="19"/>
+                <w:szCs w:val="19"/>
+              </w:rPr>
+              <w:t xml:space="preserve"> do </w:t>
             </w:r>
             <w:proofErr w:type="spellStart"/>
             <w:r>
@@ -10201,7 +10884,31 @@
                 <w:sz w:val="19"/>
                 <w:szCs w:val="19"/>
               </w:rPr>
-              <w:t>.]</w:t>
+              <w:t xml:space="preserve"> </w:t>
+            </w:r>
+            <w:proofErr w:type="spellStart"/>
+            <w:r>
+              <w:rPr>
+                <w:rFonts w:ascii="Arial" w:eastAsia="Arial" w:hAnsi="Arial" w:cs="Arial"/>
+                <w:i/>
+                <w:iCs/>
+                <w:color w:val="A0AEC0"/>
+                <w:sz w:val="19"/>
+                <w:szCs w:val="19"/>
+              </w:rPr>
+              <w:t>tecnico</w:t>
+            </w:r>
+            <w:proofErr w:type="spellEnd"/>
+            <w:r>
+              <w:rPr>
+                <w:rFonts w:ascii="Arial" w:eastAsia="Arial" w:hAnsi="Arial" w:cs="Arial"/>
+                <w:i/>
+                <w:iCs/>
+                <w:color w:val="A0AEC0"/>
+                <w:sz w:val="19"/>
+                <w:szCs w:val="19"/>
+              </w:rPr>
+              <w:t>.</w:t>
             </w:r>
           </w:p>
         </w:tc>
@@ -10285,424 +10992,200 @@
             </w:tcMar>
           </w:tcPr>
           <w:p>
-            <w:r>
-              <w:rPr>
-                <w:rFonts w:ascii="Arial" w:eastAsia="Arial" w:hAnsi="Arial" w:cs="Arial"/>
-                <w:i/>
-                <w:iCs/>
-                <w:color w:val="A0AEC0"/>
-                <w:sz w:val="19"/>
-                <w:szCs w:val="19"/>
-              </w:rPr>
-              <w:t>[</w:t>
-            </w:r>
-            <w:proofErr w:type="spellStart"/>
-            <w:r>
-              <w:rPr>
-                <w:rFonts w:ascii="Arial" w:eastAsia="Arial" w:hAnsi="Arial" w:cs="Arial"/>
-                <w:i/>
-                <w:iCs/>
-                <w:color w:val="A0AEC0"/>
-                <w:sz w:val="19"/>
-                <w:szCs w:val="19"/>
-              </w:rPr>
-              <w:t>Indique</w:t>
-            </w:r>
-            <w:proofErr w:type="spellEnd"/>
-            <w:r>
-              <w:rPr>
-                <w:rFonts w:ascii="Arial" w:eastAsia="Arial" w:hAnsi="Arial" w:cs="Arial"/>
-                <w:i/>
-                <w:iCs/>
-                <w:color w:val="A0AEC0"/>
-                <w:sz w:val="19"/>
-                <w:szCs w:val="19"/>
-              </w:rPr>
-              <w:t xml:space="preserve"> o </w:t>
-            </w:r>
-            <w:proofErr w:type="spellStart"/>
-            <w:r>
-              <w:rPr>
-                <w:rFonts w:ascii="Arial" w:eastAsia="Arial" w:hAnsi="Arial" w:cs="Arial"/>
-                <w:i/>
-                <w:iCs/>
-                <w:color w:val="A0AEC0"/>
-                <w:sz w:val="19"/>
-                <w:szCs w:val="19"/>
-              </w:rPr>
-              <w:t>formato</w:t>
-            </w:r>
-            <w:proofErr w:type="spellEnd"/>
-            <w:r>
-              <w:rPr>
-                <w:rFonts w:ascii="Arial" w:eastAsia="Arial" w:hAnsi="Arial" w:cs="Arial"/>
-                <w:i/>
-                <w:iCs/>
-                <w:color w:val="A0AEC0"/>
-                <w:sz w:val="19"/>
-                <w:szCs w:val="19"/>
-              </w:rPr>
-              <w:t xml:space="preserve">: </w:t>
-            </w:r>
-            <w:proofErr w:type="spellStart"/>
-            <w:r>
-              <w:rPr>
-                <w:rFonts w:ascii="Arial" w:eastAsia="Arial" w:hAnsi="Arial" w:cs="Arial"/>
-                <w:i/>
-                <w:iCs/>
-                <w:color w:val="A0AEC0"/>
-                <w:sz w:val="19"/>
-                <w:szCs w:val="19"/>
+            <w:pPr>
+              <w:rPr>
+                <w:color w:val="A6A6A6" w:themeColor="background1" w:themeShade="A6"/>
+              </w:rPr>
+            </w:pPr>
+            <w:proofErr w:type="spellStart"/>
+            <w:r>
+              <w:rPr>
+                <w:color w:val="A6A6A6" w:themeColor="background1" w:themeShade="A6"/>
               </w:rPr>
               <w:t>Treinamento</w:t>
             </w:r>
             <w:proofErr w:type="spellEnd"/>
             <w:r>
               <w:rPr>
-                <w:rFonts w:ascii="Arial" w:eastAsia="Arial" w:hAnsi="Arial" w:cs="Arial"/>
-                <w:i/>
-                <w:iCs/>
-                <w:color w:val="A0AEC0"/>
-                <w:sz w:val="19"/>
-                <w:szCs w:val="19"/>
-              </w:rPr>
-              <w:t xml:space="preserve"> </w:t>
-            </w:r>
-            <w:proofErr w:type="spellStart"/>
-            <w:r>
-              <w:rPr>
-                <w:rFonts w:ascii="Arial" w:eastAsia="Arial" w:hAnsi="Arial" w:cs="Arial"/>
-                <w:i/>
-                <w:iCs/>
-                <w:color w:val="A0AEC0"/>
-                <w:sz w:val="19"/>
-                <w:szCs w:val="19"/>
+                <w:color w:val="A6A6A6" w:themeColor="background1" w:themeShade="A6"/>
+              </w:rPr>
+              <w:t xml:space="preserve"> </w:t>
+            </w:r>
+            <w:proofErr w:type="spellStart"/>
+            <w:r>
+              <w:rPr>
+                <w:color w:val="A6A6A6" w:themeColor="background1" w:themeShade="A6"/>
               </w:rPr>
               <w:t>prático</w:t>
             </w:r>
             <w:proofErr w:type="spellEnd"/>
             <w:r>
               <w:rPr>
-                <w:rFonts w:ascii="Arial" w:eastAsia="Arial" w:hAnsi="Arial" w:cs="Arial"/>
-                <w:i/>
-                <w:iCs/>
-                <w:color w:val="A0AEC0"/>
-                <w:sz w:val="19"/>
-                <w:szCs w:val="19"/>
-              </w:rPr>
-              <w:t xml:space="preserve"> </w:t>
-            </w:r>
-            <w:proofErr w:type="spellStart"/>
-            <w:r>
-              <w:rPr>
-                <w:rFonts w:ascii="Arial" w:eastAsia="Arial" w:hAnsi="Arial" w:cs="Arial"/>
-                <w:i/>
-                <w:iCs/>
-                <w:color w:val="A0AEC0"/>
-                <w:sz w:val="19"/>
-                <w:szCs w:val="19"/>
+                <w:color w:val="A6A6A6" w:themeColor="background1" w:themeShade="A6"/>
+              </w:rPr>
+              <w:t xml:space="preserve"> e </w:t>
+            </w:r>
+            <w:proofErr w:type="spellStart"/>
+            <w:r>
+              <w:rPr>
+                <w:color w:val="A6A6A6" w:themeColor="background1" w:themeShade="A6"/>
               </w:rPr>
               <w:t>guiado</w:t>
             </w:r>
             <w:proofErr w:type="spellEnd"/>
             <w:r>
               <w:rPr>
-                <w:rFonts w:ascii="Arial" w:eastAsia="Arial" w:hAnsi="Arial" w:cs="Arial"/>
-                <w:i/>
-                <w:iCs/>
-                <w:color w:val="A0AEC0"/>
-                <w:sz w:val="19"/>
-                <w:szCs w:val="19"/>
-              </w:rPr>
-              <w:t xml:space="preserve"> </w:t>
-            </w:r>
-            <w:proofErr w:type="spellStart"/>
-            <w:r>
-              <w:rPr>
-                <w:rFonts w:ascii="Arial" w:eastAsia="Arial" w:hAnsi="Arial" w:cs="Arial"/>
-                <w:i/>
-                <w:iCs/>
-                <w:color w:val="A0AEC0"/>
-                <w:sz w:val="19"/>
-                <w:szCs w:val="19"/>
+                <w:color w:val="A6A6A6" w:themeColor="background1" w:themeShade="A6"/>
+              </w:rPr>
+              <w:t xml:space="preserve"> de 45 </w:t>
+            </w:r>
+            <w:proofErr w:type="spellStart"/>
+            <w:r>
+              <w:rPr>
+                <w:color w:val="A6A6A6" w:themeColor="background1" w:themeShade="A6"/>
+              </w:rPr>
+              <w:t>minutos</w:t>
+            </w:r>
+            <w:proofErr w:type="spellEnd"/>
+            <w:r>
+              <w:rPr>
+                <w:color w:val="A6A6A6" w:themeColor="background1" w:themeShade="A6"/>
+              </w:rPr>
+              <w:t xml:space="preserve"> com </w:t>
+            </w:r>
+            <w:proofErr w:type="spellStart"/>
+            <w:r>
+              <w:rPr>
+                <w:color w:val="A6A6A6" w:themeColor="background1" w:themeShade="A6"/>
+              </w:rPr>
+              <w:t>simulação</w:t>
+            </w:r>
+            <w:proofErr w:type="spellEnd"/>
+            <w:r>
+              <w:rPr>
+                <w:color w:val="A6A6A6" w:themeColor="background1" w:themeShade="A6"/>
+              </w:rPr>
+              <w:t xml:space="preserve"> de </w:t>
+            </w:r>
+            <w:proofErr w:type="spellStart"/>
+            <w:r>
+              <w:rPr>
+                <w:color w:val="A6A6A6" w:themeColor="background1" w:themeShade="A6"/>
+              </w:rPr>
+              <w:t>cadastros</w:t>
+            </w:r>
+            <w:proofErr w:type="spellEnd"/>
+            <w:r>
+              <w:rPr>
+                <w:color w:val="A6A6A6" w:themeColor="background1" w:themeShade="A6"/>
+              </w:rPr>
+              <w:t xml:space="preserve"> reais, </w:t>
+            </w:r>
+            <w:proofErr w:type="spellStart"/>
+            <w:r>
+              <w:rPr>
+                <w:color w:val="A6A6A6" w:themeColor="background1" w:themeShade="A6"/>
+              </w:rPr>
+              <w:t>acompanhado</w:t>
+            </w:r>
+            <w:proofErr w:type="spellEnd"/>
+            <w:r>
+              <w:rPr>
+                <w:color w:val="A6A6A6" w:themeColor="background1" w:themeShade="A6"/>
+              </w:rPr>
+              <w:t xml:space="preserve"> </w:t>
+            </w:r>
+            <w:proofErr w:type="spellStart"/>
+            <w:r>
+              <w:rPr>
+                <w:color w:val="A6A6A6" w:themeColor="background1" w:themeShade="A6"/>
+              </w:rPr>
+              <w:t>pelo</w:t>
+            </w:r>
+            <w:proofErr w:type="spellEnd"/>
+            <w:r>
+              <w:rPr>
+                <w:color w:val="A6A6A6" w:themeColor="background1" w:themeShade="A6"/>
+              </w:rPr>
+              <w:t xml:space="preserve"> </w:t>
+            </w:r>
+            <w:r>
+              <w:rPr>
+                <w:b/>
+                <w:bCs/>
+                <w:color w:val="A6A6A6" w:themeColor="background1" w:themeShade="A6"/>
+              </w:rPr>
+              <w:t xml:space="preserve">Manual do </w:t>
+            </w:r>
+            <w:proofErr w:type="spellStart"/>
+            <w:r>
+              <w:rPr>
+                <w:b/>
+                <w:bCs/>
+                <w:color w:val="A6A6A6" w:themeColor="background1" w:themeShade="A6"/>
+              </w:rPr>
+              <w:t>Usuário</w:t>
+            </w:r>
+            <w:proofErr w:type="spellEnd"/>
+            <w:r>
+              <w:rPr>
+                <w:b/>
+                <w:bCs/>
+                <w:color w:val="A6A6A6" w:themeColor="background1" w:themeShade="A6"/>
+              </w:rPr>
+              <w:t xml:space="preserve"> </w:t>
+            </w:r>
+            <w:proofErr w:type="spellStart"/>
+            <w:r>
+              <w:rPr>
+                <w:b/>
+                <w:bCs/>
+                <w:color w:val="A6A6A6" w:themeColor="background1" w:themeShade="A6"/>
               </w:rPr>
               <w:t>em</w:t>
             </w:r>
             <w:proofErr w:type="spellEnd"/>
             <w:r>
               <w:rPr>
-                <w:rFonts w:ascii="Arial" w:eastAsia="Arial" w:hAnsi="Arial" w:cs="Arial"/>
-                <w:i/>
-                <w:iCs/>
-                <w:color w:val="A0AEC0"/>
-                <w:sz w:val="19"/>
-                <w:szCs w:val="19"/>
-              </w:rPr>
-              <w:t xml:space="preserve"> </w:t>
-            </w:r>
-            <w:proofErr w:type="spellStart"/>
-            <w:r>
-              <w:rPr>
-                <w:rFonts w:ascii="Arial" w:eastAsia="Arial" w:hAnsi="Arial" w:cs="Arial"/>
-                <w:i/>
-                <w:iCs/>
-                <w:color w:val="A0AEC0"/>
-                <w:sz w:val="19"/>
-                <w:szCs w:val="19"/>
-              </w:rPr>
-              <w:t>laboratório</w:t>
-            </w:r>
-            <w:proofErr w:type="spellEnd"/>
-            <w:r>
-              <w:rPr>
-                <w:rFonts w:ascii="Arial" w:eastAsia="Arial" w:hAnsi="Arial" w:cs="Arial"/>
-                <w:i/>
-                <w:iCs/>
-                <w:color w:val="A0AEC0"/>
-                <w:sz w:val="19"/>
-                <w:szCs w:val="19"/>
-              </w:rPr>
-              <w:t xml:space="preserve">, </w:t>
-            </w:r>
-            <w:proofErr w:type="spellStart"/>
-            <w:r>
-              <w:rPr>
-                <w:rFonts w:ascii="Arial" w:eastAsia="Arial" w:hAnsi="Arial" w:cs="Arial"/>
-                <w:i/>
-                <w:iCs/>
-                <w:color w:val="A0AEC0"/>
-                <w:sz w:val="19"/>
-                <w:szCs w:val="19"/>
-              </w:rPr>
-              <w:t>simulação</w:t>
-            </w:r>
-            <w:proofErr w:type="spellEnd"/>
-            <w:r>
-              <w:rPr>
-                <w:rFonts w:ascii="Arial" w:eastAsia="Arial" w:hAnsi="Arial" w:cs="Arial"/>
-                <w:i/>
-                <w:iCs/>
-                <w:color w:val="A0AEC0"/>
-                <w:sz w:val="19"/>
-                <w:szCs w:val="19"/>
-              </w:rPr>
-              <w:t xml:space="preserve"> </w:t>
-            </w:r>
-            <w:proofErr w:type="spellStart"/>
-            <w:r>
-              <w:rPr>
-                <w:rFonts w:ascii="Arial" w:eastAsia="Arial" w:hAnsi="Arial" w:cs="Arial"/>
-                <w:i/>
-                <w:iCs/>
-                <w:color w:val="A0AEC0"/>
-                <w:sz w:val="19"/>
-                <w:szCs w:val="19"/>
-              </w:rPr>
-              <w:t>síncrona</w:t>
-            </w:r>
-            <w:proofErr w:type="spellEnd"/>
-            <w:r>
-              <w:rPr>
-                <w:rFonts w:ascii="Arial" w:eastAsia="Arial" w:hAnsi="Arial" w:cs="Arial"/>
-                <w:i/>
-                <w:iCs/>
-                <w:color w:val="A0AEC0"/>
-                <w:sz w:val="19"/>
-                <w:szCs w:val="19"/>
-              </w:rPr>
-              <w:t xml:space="preserve">, </w:t>
-            </w:r>
-            <w:proofErr w:type="spellStart"/>
-            <w:r>
-              <w:rPr>
-                <w:rFonts w:ascii="Arial" w:eastAsia="Arial" w:hAnsi="Arial" w:cs="Arial"/>
-                <w:i/>
-                <w:iCs/>
-                <w:color w:val="A0AEC0"/>
-                <w:sz w:val="19"/>
-                <w:szCs w:val="19"/>
-              </w:rPr>
-              <w:t>tutoriais</w:t>
-            </w:r>
-            <w:proofErr w:type="spellEnd"/>
-            <w:r>
-              <w:rPr>
-                <w:rFonts w:ascii="Arial" w:eastAsia="Arial" w:hAnsi="Arial" w:cs="Arial"/>
-                <w:i/>
-                <w:iCs/>
-                <w:color w:val="A0AEC0"/>
-                <w:sz w:val="19"/>
-                <w:szCs w:val="19"/>
-              </w:rPr>
-              <w:t xml:space="preserve"> </w:t>
-            </w:r>
-            <w:proofErr w:type="spellStart"/>
-            <w:r>
-              <w:rPr>
-                <w:rFonts w:ascii="Arial" w:eastAsia="Arial" w:hAnsi="Arial" w:cs="Arial"/>
-                <w:i/>
-                <w:iCs/>
-                <w:color w:val="A0AEC0"/>
-                <w:sz w:val="19"/>
-                <w:szCs w:val="19"/>
-              </w:rPr>
-              <w:t>gravados</w:t>
-            </w:r>
-            <w:proofErr w:type="spellEnd"/>
-            <w:r>
-              <w:rPr>
-                <w:rFonts w:ascii="Arial" w:eastAsia="Arial" w:hAnsi="Arial" w:cs="Arial"/>
-                <w:i/>
-                <w:iCs/>
-                <w:color w:val="A0AEC0"/>
-                <w:sz w:val="19"/>
-                <w:szCs w:val="19"/>
-              </w:rPr>
-              <w:t xml:space="preserve"> </w:t>
-            </w:r>
-            <w:proofErr w:type="spellStart"/>
-            <w:r>
-              <w:rPr>
-                <w:rFonts w:ascii="Arial" w:eastAsia="Arial" w:hAnsi="Arial" w:cs="Arial"/>
-                <w:i/>
-                <w:iCs/>
-                <w:color w:val="A0AEC0"/>
-                <w:sz w:val="19"/>
-                <w:szCs w:val="19"/>
-              </w:rPr>
-              <w:t>em</w:t>
-            </w:r>
-            <w:proofErr w:type="spellEnd"/>
-            <w:r>
-              <w:rPr>
-                <w:rFonts w:ascii="Arial" w:eastAsia="Arial" w:hAnsi="Arial" w:cs="Arial"/>
-                <w:i/>
-                <w:iCs/>
-                <w:color w:val="A0AEC0"/>
-                <w:sz w:val="19"/>
-                <w:szCs w:val="19"/>
-              </w:rPr>
-              <w:t xml:space="preserve"> </w:t>
-            </w:r>
-            <w:proofErr w:type="spellStart"/>
-            <w:r>
-              <w:rPr>
-                <w:rFonts w:ascii="Arial" w:eastAsia="Arial" w:hAnsi="Arial" w:cs="Arial"/>
-                <w:i/>
-                <w:iCs/>
-                <w:color w:val="A0AEC0"/>
-                <w:sz w:val="19"/>
-                <w:szCs w:val="19"/>
-              </w:rPr>
-              <w:t>vídeo</w:t>
-            </w:r>
-            <w:proofErr w:type="spellEnd"/>
-            <w:r>
-              <w:rPr>
-                <w:rFonts w:ascii="Arial" w:eastAsia="Arial" w:hAnsi="Arial" w:cs="Arial"/>
-                <w:i/>
-                <w:iCs/>
-                <w:color w:val="A0AEC0"/>
-                <w:sz w:val="19"/>
-                <w:szCs w:val="19"/>
-              </w:rPr>
-              <w:t xml:space="preserve"> </w:t>
-            </w:r>
-            <w:proofErr w:type="spellStart"/>
-            <w:r>
-              <w:rPr>
-                <w:rFonts w:ascii="Arial" w:eastAsia="Arial" w:hAnsi="Arial" w:cs="Arial"/>
-                <w:i/>
-                <w:iCs/>
-                <w:color w:val="A0AEC0"/>
-                <w:sz w:val="19"/>
-                <w:szCs w:val="19"/>
-              </w:rPr>
-              <w:t>ou</w:t>
-            </w:r>
-            <w:proofErr w:type="spellEnd"/>
-            <w:r>
-              <w:rPr>
-                <w:rFonts w:ascii="Arial" w:eastAsia="Arial" w:hAnsi="Arial" w:cs="Arial"/>
-                <w:i/>
-                <w:iCs/>
-                <w:color w:val="A0AEC0"/>
-                <w:sz w:val="19"/>
-                <w:szCs w:val="19"/>
-              </w:rPr>
-              <w:t xml:space="preserve"> </w:t>
-            </w:r>
-            <w:proofErr w:type="spellStart"/>
-            <w:r>
-              <w:rPr>
-                <w:rFonts w:ascii="Arial" w:eastAsia="Arial" w:hAnsi="Arial" w:cs="Arial"/>
-                <w:i/>
-                <w:iCs/>
-                <w:color w:val="A0AEC0"/>
-                <w:sz w:val="19"/>
-                <w:szCs w:val="19"/>
-              </w:rPr>
-              <w:t>manuais</w:t>
-            </w:r>
-            <w:proofErr w:type="spellEnd"/>
-            <w:r>
-              <w:rPr>
-                <w:rFonts w:ascii="Arial" w:eastAsia="Arial" w:hAnsi="Arial" w:cs="Arial"/>
-                <w:i/>
-                <w:iCs/>
-                <w:color w:val="A0AEC0"/>
-                <w:sz w:val="19"/>
-                <w:szCs w:val="19"/>
-              </w:rPr>
-              <w:t xml:space="preserve"> </w:t>
-            </w:r>
-            <w:proofErr w:type="spellStart"/>
-            <w:r>
-              <w:rPr>
-                <w:rFonts w:ascii="Arial" w:eastAsia="Arial" w:hAnsi="Arial" w:cs="Arial"/>
-                <w:i/>
-                <w:iCs/>
-                <w:color w:val="A0AEC0"/>
-                <w:sz w:val="19"/>
-                <w:szCs w:val="19"/>
-              </w:rPr>
-              <w:t>em</w:t>
-            </w:r>
-            <w:proofErr w:type="spellEnd"/>
-            <w:r>
-              <w:rPr>
-                <w:rFonts w:ascii="Arial" w:eastAsia="Arial" w:hAnsi="Arial" w:cs="Arial"/>
-                <w:i/>
-                <w:iCs/>
-                <w:color w:val="A0AEC0"/>
-                <w:sz w:val="19"/>
-                <w:szCs w:val="19"/>
-              </w:rPr>
-              <w:t xml:space="preserve"> </w:t>
-            </w:r>
-            <w:proofErr w:type="spellStart"/>
-            <w:r>
-              <w:rPr>
-                <w:rFonts w:ascii="Arial" w:eastAsia="Arial" w:hAnsi="Arial" w:cs="Arial"/>
-                <w:i/>
-                <w:iCs/>
-                <w:color w:val="A0AEC0"/>
-                <w:sz w:val="19"/>
-                <w:szCs w:val="19"/>
-              </w:rPr>
-              <w:t>formato</w:t>
-            </w:r>
-            <w:proofErr w:type="spellEnd"/>
-            <w:r>
-              <w:rPr>
-                <w:rFonts w:ascii="Arial" w:eastAsia="Arial" w:hAnsi="Arial" w:cs="Arial"/>
-                <w:i/>
-                <w:iCs/>
-                <w:color w:val="A0AEC0"/>
-                <w:sz w:val="19"/>
-                <w:szCs w:val="19"/>
-              </w:rPr>
-              <w:t xml:space="preserve"> PDF.]</w:t>
+                <w:b/>
+                <w:bCs/>
+                <w:color w:val="A6A6A6" w:themeColor="background1" w:themeShade="A6"/>
+              </w:rPr>
+              <w:t xml:space="preserve"> PDF</w:t>
+            </w:r>
+            <w:r>
+              <w:rPr>
+                <w:color w:val="A6A6A6" w:themeColor="background1" w:themeShade="A6"/>
+              </w:rPr>
+              <w:t xml:space="preserve"> </w:t>
+            </w:r>
+            <w:proofErr w:type="spellStart"/>
+            <w:r>
+              <w:rPr>
+                <w:color w:val="A6A6A6" w:themeColor="background1" w:themeShade="A6"/>
+              </w:rPr>
+              <w:t>entregue</w:t>
+            </w:r>
+            <w:proofErr w:type="spellEnd"/>
+            <w:r>
+              <w:rPr>
+                <w:color w:val="A6A6A6" w:themeColor="background1" w:themeShade="A6"/>
+              </w:rPr>
+              <w:t xml:space="preserve"> à </w:t>
+            </w:r>
+            <w:proofErr w:type="spellStart"/>
+            <w:r>
+              <w:rPr>
+                <w:color w:val="A6A6A6" w:themeColor="background1" w:themeShade="A6"/>
+              </w:rPr>
+              <w:t>secretaria</w:t>
+            </w:r>
+            <w:proofErr w:type="spellEnd"/>
+            <w:r>
+              <w:rPr>
+                <w:color w:val="A6A6A6" w:themeColor="background1" w:themeShade="A6"/>
+              </w:rPr>
+              <w:t>.</w:t>
             </w:r>
           </w:p>
         </w:tc>
@@ -10791,6 +11274,7 @@
                 <w:b/>
                 <w:bCs/>
               </w:rPr>
+              <w:lastRenderedPageBreak/>
               <w:t xml:space="preserve">Item / </w:t>
             </w:r>
             <w:proofErr w:type="spellStart"/>
@@ -10965,7 +11449,6 @@
                 <w:sz w:val="19"/>
                 <w:szCs w:val="19"/>
               </w:rPr>
-              <w:lastRenderedPageBreak/>
               <w:t>Autenticação</w:t>
             </w:r>
             <w:proofErr w:type="spellEnd"/>
@@ -14415,7 +14898,6 @@
                 <w:b/>
                 <w:bCs/>
               </w:rPr>
-              <w:lastRenderedPageBreak/>
               <w:t>Data/Hora</w:t>
             </w:r>
           </w:p>
@@ -16891,6 +17373,7 @@
                 <w:sz w:val="18"/>
                 <w:szCs w:val="18"/>
               </w:rPr>
+              <w:lastRenderedPageBreak/>
               <w:t>Representante</w:t>
             </w:r>
             <w:proofErr w:type="spellEnd"/>
@@ -16980,6 +17463,7 @@
               <w:rPr>
                 <w:color w:val="4A5568"/>
               </w:rPr>
+              <w:lastRenderedPageBreak/>
               <w:br/>
             </w:r>
             <w:r>
@@ -17003,6 +17487,7 @@
                 <w:sz w:val="18"/>
                 <w:szCs w:val="18"/>
               </w:rPr>
+              <w:lastRenderedPageBreak/>
               <w:t>Responsável</w:t>
             </w:r>
             <w:proofErr w:type="spellEnd"/>
